--- a/Kubernetes/4-kubectl.docx
+++ b/Kubernetes/4-kubectl.docx
@@ -6960,6 +6960,7 @@
     </w:p>
     <w:p>
       <w:pPr>
+        <w:spacing w:after="120"/>
         <w:jc w:val="both"/>
         <w:rPr>
           <w:rFonts w:asciiTheme="majorBidi" w:hAnsiTheme="majorBidi" w:cstheme="majorBidi"/>
@@ -7333,6 +7334,7 @@
           <w:ilvl w:val="0"/>
           <w:numId w:val="14"/>
         </w:numPr>
+        <w:spacing w:after="120"/>
         <w:ind w:left="360"/>
         <w:jc w:val="both"/>
         <w:rPr>
@@ -7637,7 +7639,7 @@
     </w:p>
     <w:p>
       <w:pPr>
-        <w:spacing w:after="120"/>
+        <w:spacing w:after="60"/>
         <w:jc w:val="both"/>
         <w:rPr>
           <w:rFonts w:asciiTheme="majorBidi" w:hAnsiTheme="majorBidi" w:cstheme="majorBidi"/>
@@ -7730,6 +7732,7 @@
     </w:p>
     <w:p>
       <w:pPr>
+        <w:spacing w:after="60"/>
         <w:jc w:val="both"/>
         <w:rPr>
           <w:rFonts w:asciiTheme="majorBidi" w:hAnsiTheme="majorBidi" w:cstheme="majorBidi"/>
@@ -7890,6 +7893,7 @@
           <w:ilvl w:val="0"/>
           <w:numId w:val="15"/>
         </w:numPr>
+        <w:spacing w:after="120"/>
         <w:ind w:left="360"/>
         <w:jc w:val="both"/>
         <w:rPr>
@@ -7908,51 +7912,52 @@
           <w:sz w:val="28"/>
           <w:szCs w:val="28"/>
         </w:rPr>
+        <w:t>FIELD</w:t>
+      </w:r>
+      <w:r>
+        <w:rPr>
+          <w:rFonts w:asciiTheme="majorBidi" w:hAnsiTheme="majorBidi" w:cstheme="majorBidi"/>
+          <w:sz w:val="28"/>
+          <w:szCs w:val="28"/>
+        </w:rPr>
+        <w:t xml:space="preserve"> </w:t>
+      </w:r>
+      <w:r>
+        <w:rPr>
+          <w:rFonts w:asciiTheme="majorBidi" w:hAnsiTheme="majorBidi" w:cstheme="majorBidi"/>
+          <w:sz w:val="28"/>
+          <w:szCs w:val="28"/>
+        </w:rPr>
+        <w:t xml:space="preserve">→ </w:t>
+      </w:r>
+      <w:r>
+        <w:rPr>
+          <w:rFonts w:asciiTheme="majorBidi" w:hAnsiTheme="majorBidi" w:cstheme="majorBidi"/>
+          <w:sz w:val="28"/>
+          <w:szCs w:val="28"/>
+        </w:rPr>
+        <w:t>optional field inside the resource specification</w:t>
+      </w:r>
+    </w:p>
+    <w:p>
+      <w:pPr>
+        <w:spacing w:after="60"/>
+        <w:jc w:val="both"/>
+        <w:rPr>
+          <w:rFonts w:asciiTheme="majorBidi" w:hAnsiTheme="majorBidi" w:cstheme="majorBidi"/>
+          <w:sz w:val="28"/>
+          <w:szCs w:val="28"/>
+          <w:u w:val="single"/>
+        </w:rPr>
+      </w:pPr>
+      <w:r>
+        <w:rPr>
+          <w:rFonts w:asciiTheme="majorBidi" w:hAnsiTheme="majorBidi" w:cstheme="majorBidi"/>
+          <w:sz w:val="28"/>
+          <w:szCs w:val="28"/>
+          <w:u w:val="single"/>
+        </w:rPr>
         <w:lastRenderedPageBreak/>
-        <w:t>FIELD</w:t>
-      </w:r>
-      <w:r>
-        <w:rPr>
-          <w:rFonts w:asciiTheme="majorBidi" w:hAnsiTheme="majorBidi" w:cstheme="majorBidi"/>
-          <w:sz w:val="28"/>
-          <w:szCs w:val="28"/>
-        </w:rPr>
-        <w:t xml:space="preserve"> </w:t>
-      </w:r>
-      <w:r>
-        <w:rPr>
-          <w:rFonts w:asciiTheme="majorBidi" w:hAnsiTheme="majorBidi" w:cstheme="majorBidi"/>
-          <w:sz w:val="28"/>
-          <w:szCs w:val="28"/>
-        </w:rPr>
-        <w:t xml:space="preserve">→ </w:t>
-      </w:r>
-      <w:r>
-        <w:rPr>
-          <w:rFonts w:asciiTheme="majorBidi" w:hAnsiTheme="majorBidi" w:cstheme="majorBidi"/>
-          <w:sz w:val="28"/>
-          <w:szCs w:val="28"/>
-        </w:rPr>
-        <w:t>optional field inside the resource specification</w:t>
-      </w:r>
-    </w:p>
-    <w:p>
-      <w:pPr>
-        <w:jc w:val="both"/>
-        <w:rPr>
-          <w:rFonts w:asciiTheme="majorBidi" w:hAnsiTheme="majorBidi" w:cstheme="majorBidi"/>
-          <w:sz w:val="28"/>
-          <w:szCs w:val="28"/>
-          <w:u w:val="single"/>
-        </w:rPr>
-      </w:pPr>
-      <w:r>
-        <w:rPr>
-          <w:rFonts w:asciiTheme="majorBidi" w:hAnsiTheme="majorBidi" w:cstheme="majorBidi"/>
-          <w:sz w:val="28"/>
-          <w:szCs w:val="28"/>
-          <w:u w:val="single"/>
-        </w:rPr>
         <w:t>Examples</w:t>
       </w:r>
       <w:r>
@@ -8120,6 +8125,7 @@
           <w:ilvl w:val="0"/>
           <w:numId w:val="16"/>
         </w:numPr>
+        <w:spacing w:after="120"/>
         <w:ind w:left="360"/>
         <w:jc w:val="both"/>
         <w:rPr>
@@ -8250,6 +8256,7 @@
     </w:p>
     <w:p>
       <w:pPr>
+        <w:spacing w:after="60"/>
         <w:jc w:val="both"/>
         <w:rPr>
           <w:rFonts w:asciiTheme="majorBidi" w:hAnsiTheme="majorBidi" w:cstheme="majorBidi"/>
@@ -8302,6 +8309,7 @@
     </w:p>
     <w:p>
       <w:pPr>
+        <w:spacing w:after="60"/>
         <w:jc w:val="both"/>
         <w:rPr>
           <w:rFonts w:asciiTheme="majorBidi" w:hAnsiTheme="majorBidi" w:cstheme="majorBidi"/>
@@ -8472,6 +8480,7 @@
     </w:p>
     <w:p>
       <w:pPr>
+        <w:spacing w:after="120"/>
         <w:jc w:val="both"/>
         <w:rPr>
           <w:rFonts w:asciiTheme="majorBidi" w:hAnsiTheme="majorBidi" w:cstheme="majorBidi"/>
@@ -8628,6 +8637,7 @@
     </w:p>
     <w:p>
       <w:pPr>
+        <w:spacing w:after="60"/>
         <w:jc w:val="both"/>
         <w:rPr>
           <w:rFonts w:asciiTheme="majorBidi" w:hAnsiTheme="majorBidi" w:cstheme="majorBidi"/>
@@ -8661,7 +8671,7 @@
           <w:sz w:val="36"/>
           <w:szCs w:val="36"/>
         </w:rPr>
-        <w:t xml:space="preserve"> apply</w:t>
+        <w:t xml:space="preserve"> create</w:t>
       </w:r>
       <w:r>
         <w:rPr>
@@ -8708,6 +8718,74 @@
           <w:sz w:val="28"/>
           <w:szCs w:val="28"/>
         </w:rPr>
+        <w:t xml:space="preserve"> create</w:t>
+      </w:r>
+      <w:r>
+        <w:rPr>
+          <w:rFonts w:asciiTheme="majorBidi" w:hAnsiTheme="majorBidi" w:cstheme="majorBidi"/>
+          <w:sz w:val="28"/>
+          <w:szCs w:val="28"/>
+        </w:rPr>
+        <w:t xml:space="preserve"> is a command used to create new Kubernetes resources in a cluster. It sends a request to the Kubernetes API server to create an object such as a Pod, Deployment, Service, </w:t>
+      </w:r>
+      <w:proofErr w:type="spellStart"/>
+      <w:r>
+        <w:rPr>
+          <w:rFonts w:asciiTheme="majorBidi" w:hAnsiTheme="majorBidi" w:cstheme="majorBidi"/>
+          <w:sz w:val="28"/>
+          <w:szCs w:val="28"/>
+        </w:rPr>
+        <w:t>ConfigMap</w:t>
+      </w:r>
+      <w:proofErr w:type="spellEnd"/>
+      <w:r>
+        <w:rPr>
+          <w:rFonts w:asciiTheme="majorBidi" w:hAnsiTheme="majorBidi" w:cstheme="majorBidi"/>
+          <w:sz w:val="28"/>
+          <w:szCs w:val="28"/>
+        </w:rPr>
+        <w:t>, or Namespace.</w:t>
+      </w:r>
+      <w:r>
+        <w:rPr>
+          <w:rFonts w:asciiTheme="majorBidi" w:hAnsiTheme="majorBidi" w:cstheme="majorBidi"/>
+          <w:sz w:val="28"/>
+          <w:szCs w:val="28"/>
+        </w:rPr>
+        <w:t xml:space="preserve"> </w:t>
+      </w:r>
+      <w:r>
+        <w:rPr>
+          <w:rFonts w:asciiTheme="majorBidi" w:hAnsiTheme="majorBidi" w:cstheme="majorBidi"/>
+          <w:sz w:val="28"/>
+          <w:szCs w:val="28"/>
+        </w:rPr>
+        <w:t xml:space="preserve">Unlike </w:t>
+      </w:r>
+      <w:proofErr w:type="spellStart"/>
+      <w:r>
+        <w:rPr>
+          <w:rFonts w:asciiTheme="majorBidi" w:hAnsiTheme="majorBidi" w:cstheme="majorBidi"/>
+          <w:b/>
+          <w:bCs/>
+          <w:i/>
+          <w:iCs/>
+          <w:sz w:val="28"/>
+          <w:szCs w:val="28"/>
+        </w:rPr>
+        <w:t>kubectl</w:t>
+      </w:r>
+      <w:proofErr w:type="spellEnd"/>
+      <w:r>
+        <w:rPr>
+          <w:rFonts w:asciiTheme="majorBidi" w:hAnsiTheme="majorBidi" w:cstheme="majorBidi"/>
+          <w:b/>
+          <w:bCs/>
+          <w:i/>
+          <w:iCs/>
+          <w:sz w:val="28"/>
+          <w:szCs w:val="28"/>
+        </w:rPr>
         <w:t xml:space="preserve"> apply</w:t>
       </w:r>
       <w:r>
@@ -8716,31 +8794,16 @@
           <w:sz w:val="28"/>
           <w:szCs w:val="28"/>
         </w:rPr>
-        <w:t xml:space="preserve"> is a command used to create or update Kubernetes resources using configuration files, typically written in YAML or JSON. It follows the declarative management approach, where the user defines the desired state of a resource in a manifest file, and Kubernetes ensures that the actual state of the resource matches that definition.</w:t>
-      </w:r>
-    </w:p>
-    <w:p>
-      <w:pPr>
-        <w:spacing w:after="60"/>
-        <w:jc w:val="both"/>
-        <w:rPr>
-          <w:rFonts w:asciiTheme="majorBidi" w:hAnsiTheme="majorBidi" w:cstheme="majorBidi"/>
-          <w:sz w:val="28"/>
-          <w:szCs w:val="28"/>
-        </w:rPr>
-      </w:pPr>
-      <w:r>
-        <w:rPr>
-          <w:rFonts w:asciiTheme="majorBidi" w:hAnsiTheme="majorBidi" w:cstheme="majorBidi"/>
-          <w:sz w:val="28"/>
-          <w:szCs w:val="28"/>
-        </w:rPr>
-        <w:t xml:space="preserve">When </w:t>
-      </w:r>
-      <w:proofErr w:type="spellStart"/>
-      <w:r>
-        <w:rPr>
-          <w:rFonts w:asciiTheme="majorBidi" w:hAnsiTheme="majorBidi" w:cstheme="majorBidi"/>
+        <w:t xml:space="preserve">, which is commonly used for declarative resource management, </w:t>
+      </w:r>
+      <w:proofErr w:type="spellStart"/>
+      <w:r>
+        <w:rPr>
+          <w:rFonts w:asciiTheme="majorBidi" w:hAnsiTheme="majorBidi" w:cstheme="majorBidi"/>
+          <w:b/>
+          <w:bCs/>
+          <w:i/>
+          <w:iCs/>
           <w:sz w:val="28"/>
           <w:szCs w:val="28"/>
         </w:rPr>
@@ -8750,46 +8813,22 @@
       <w:r>
         <w:rPr>
           <w:rFonts w:asciiTheme="majorBidi" w:hAnsiTheme="majorBidi" w:cstheme="majorBidi"/>
-          <w:sz w:val="28"/>
-          <w:szCs w:val="28"/>
-        </w:rPr>
-        <w:t xml:space="preserve"> apply is executed, </w:t>
-      </w:r>
-      <w:proofErr w:type="spellStart"/>
-      <w:r>
-        <w:rPr>
-          <w:rFonts w:asciiTheme="majorBidi" w:hAnsiTheme="majorBidi" w:cstheme="majorBidi"/>
-          <w:sz w:val="28"/>
-          <w:szCs w:val="28"/>
-        </w:rPr>
-        <w:t>kubectl</w:t>
-      </w:r>
-      <w:proofErr w:type="spellEnd"/>
-      <w:r>
-        <w:rPr>
-          <w:rFonts w:asciiTheme="majorBidi" w:hAnsiTheme="majorBidi" w:cstheme="majorBidi"/>
-          <w:sz w:val="28"/>
-          <w:szCs w:val="28"/>
-        </w:rPr>
-        <w:t xml:space="preserve"> sends the manifest file to the Kubernetes API server. If the resource does not already exist, Kubernetes creates it. If the resource already exists, Kubernetes compares the current configuration with the configuration defined in the file and updates only the fields that have changed.</w:t>
-      </w:r>
-    </w:p>
-    <w:p>
-      <w:pPr>
-        <w:jc w:val="both"/>
-        <w:rPr>
-          <w:rFonts w:asciiTheme="majorBidi" w:hAnsiTheme="majorBidi" w:cstheme="majorBidi"/>
-          <w:sz w:val="28"/>
-          <w:szCs w:val="28"/>
-        </w:rPr>
-      </w:pPr>
-      <w:r>
-        <w:rPr>
-          <w:rFonts w:asciiTheme="majorBidi" w:hAnsiTheme="majorBidi" w:cstheme="majorBidi"/>
-          <w:sz w:val="28"/>
-          <w:szCs w:val="28"/>
-        </w:rPr>
-        <w:t>This method allows administrators to manage infrastructure consistently by maintaining resource definitions in files that can be stored, version-controlled, and reused.</w:t>
+          <w:b/>
+          <w:bCs/>
+          <w:i/>
+          <w:iCs/>
+          <w:sz w:val="28"/>
+          <w:szCs w:val="28"/>
+        </w:rPr>
+        <w:t xml:space="preserve"> create</w:t>
+      </w:r>
+      <w:r>
+        <w:rPr>
+          <w:rFonts w:asciiTheme="majorBidi" w:hAnsiTheme="majorBidi" w:cstheme="majorBidi"/>
+          <w:sz w:val="28"/>
+          <w:szCs w:val="28"/>
+        </w:rPr>
+        <w:t xml:space="preserve"> follows a more imperative approach. The command directly creates a resource based on a configuration file or parameters provided in the command.</w:t>
       </w:r>
     </w:p>
     <w:p>
@@ -8812,7 +8851,829 @@
           <w:sz w:val="32"/>
           <w:szCs w:val="32"/>
         </w:rPr>
+        <w:t>Syntax</w:t>
+      </w:r>
+    </w:p>
+    <w:p>
+      <w:pPr>
+        <w:spacing w:after="120"/>
+        <w:jc w:val="both"/>
+        <w:rPr>
+          <w:rFonts w:asciiTheme="majorBidi" w:hAnsiTheme="majorBidi" w:cstheme="majorBidi"/>
+          <w:b/>
+          <w:bCs/>
+          <w:i/>
+          <w:iCs/>
+          <w:sz w:val="28"/>
+          <w:szCs w:val="28"/>
+        </w:rPr>
+      </w:pPr>
+      <w:proofErr w:type="spellStart"/>
+      <w:r>
+        <w:rPr>
+          <w:rFonts w:asciiTheme="majorBidi" w:hAnsiTheme="majorBidi" w:cstheme="majorBidi"/>
+          <w:b/>
+          <w:bCs/>
+          <w:i/>
+          <w:iCs/>
+          <w:sz w:val="28"/>
+          <w:szCs w:val="28"/>
+        </w:rPr>
+        <w:t>kubectl</w:t>
+      </w:r>
+      <w:proofErr w:type="spellEnd"/>
+      <w:r>
+        <w:rPr>
+          <w:rFonts w:asciiTheme="majorBidi" w:hAnsiTheme="majorBidi" w:cstheme="majorBidi"/>
+          <w:b/>
+          <w:bCs/>
+          <w:i/>
+          <w:iCs/>
+          <w:sz w:val="28"/>
+          <w:szCs w:val="28"/>
+        </w:rPr>
+        <w:t xml:space="preserve"> create -f &lt;file&gt;</w:t>
+      </w:r>
+    </w:p>
+    <w:p>
+      <w:pPr>
+        <w:spacing w:after="60"/>
+        <w:jc w:val="both"/>
+        <w:rPr>
+          <w:rFonts w:asciiTheme="majorBidi" w:hAnsiTheme="majorBidi" w:cstheme="majorBidi"/>
+          <w:sz w:val="28"/>
+          <w:szCs w:val="28"/>
+          <w:u w:val="single"/>
+        </w:rPr>
+      </w:pPr>
+      <w:r>
+        <w:rPr>
+          <w:rFonts w:asciiTheme="majorBidi" w:hAnsiTheme="majorBidi" w:cstheme="majorBidi"/>
+          <w:sz w:val="28"/>
+          <w:szCs w:val="28"/>
+          <w:u w:val="single"/>
+        </w:rPr>
+        <w:t>Example</w:t>
+      </w:r>
+      <w:r>
+        <w:rPr>
+          <w:rFonts w:asciiTheme="majorBidi" w:hAnsiTheme="majorBidi" w:cstheme="majorBidi"/>
+          <w:sz w:val="28"/>
+          <w:szCs w:val="28"/>
+          <w:u w:val="single"/>
+        </w:rPr>
+        <w:t>s:</w:t>
+      </w:r>
+    </w:p>
+    <w:p>
+      <w:pPr>
+        <w:pStyle w:val="ListParagraph"/>
+        <w:numPr>
+          <w:ilvl w:val="0"/>
+          <w:numId w:val="28"/>
+        </w:numPr>
+        <w:ind w:left="360"/>
+        <w:jc w:val="both"/>
+        <w:rPr>
+          <w:rFonts w:asciiTheme="majorBidi" w:hAnsiTheme="majorBidi" w:cstheme="majorBidi"/>
+          <w:sz w:val="28"/>
+          <w:szCs w:val="28"/>
+        </w:rPr>
+      </w:pPr>
+      <w:proofErr w:type="spellStart"/>
+      <w:r>
+        <w:rPr>
+          <w:rFonts w:asciiTheme="majorBidi" w:hAnsiTheme="majorBidi" w:cstheme="majorBidi"/>
+          <w:b/>
+          <w:bCs/>
+          <w:i/>
+          <w:iCs/>
+          <w:sz w:val="28"/>
+          <w:szCs w:val="28"/>
+        </w:rPr>
+        <w:t>kubectl</w:t>
+      </w:r>
+      <w:proofErr w:type="spellEnd"/>
+      <w:r>
+        <w:rPr>
+          <w:rFonts w:asciiTheme="majorBidi" w:hAnsiTheme="majorBidi" w:cstheme="majorBidi"/>
+          <w:b/>
+          <w:bCs/>
+          <w:i/>
+          <w:iCs/>
+          <w:sz w:val="28"/>
+          <w:szCs w:val="28"/>
+        </w:rPr>
+        <w:t xml:space="preserve"> create -f </w:t>
+      </w:r>
+      <w:proofErr w:type="spellStart"/>
+      <w:proofErr w:type="gramStart"/>
+      <w:r>
+        <w:rPr>
+          <w:rFonts w:asciiTheme="majorBidi" w:hAnsiTheme="majorBidi" w:cstheme="majorBidi"/>
+          <w:b/>
+          <w:bCs/>
+          <w:i/>
+          <w:iCs/>
+          <w:sz w:val="28"/>
+          <w:szCs w:val="28"/>
+        </w:rPr>
+        <w:t>pod.yaml</w:t>
+      </w:r>
+      <w:proofErr w:type="spellEnd"/>
+      <w:proofErr w:type="gramEnd"/>
+      <w:r>
+        <w:rPr>
+          <w:rFonts w:asciiTheme="majorBidi" w:hAnsiTheme="majorBidi" w:cstheme="majorBidi"/>
+          <w:sz w:val="28"/>
+          <w:szCs w:val="28"/>
+        </w:rPr>
+        <w:t xml:space="preserve"> </w:t>
+      </w:r>
+      <w:r>
+        <w:rPr>
+          <w:rFonts w:asciiTheme="majorBidi" w:hAnsiTheme="majorBidi" w:cstheme="majorBidi"/>
+          <w:sz w:val="28"/>
+          <w:szCs w:val="28"/>
+        </w:rPr>
+        <w:t xml:space="preserve">→ </w:t>
+      </w:r>
+      <w:r>
+        <w:rPr>
+          <w:rFonts w:asciiTheme="majorBidi" w:hAnsiTheme="majorBidi" w:cstheme="majorBidi"/>
+          <w:sz w:val="28"/>
+          <w:szCs w:val="28"/>
+        </w:rPr>
+        <w:t xml:space="preserve">This command creates the Pod defined in the </w:t>
+      </w:r>
+      <w:proofErr w:type="spellStart"/>
+      <w:proofErr w:type="gramStart"/>
+      <w:r>
+        <w:rPr>
+          <w:rFonts w:asciiTheme="majorBidi" w:hAnsiTheme="majorBidi" w:cstheme="majorBidi"/>
+          <w:sz w:val="28"/>
+          <w:szCs w:val="28"/>
+        </w:rPr>
+        <w:t>pod.yaml</w:t>
+      </w:r>
+      <w:proofErr w:type="spellEnd"/>
+      <w:proofErr w:type="gramEnd"/>
+      <w:r>
+        <w:rPr>
+          <w:rFonts w:asciiTheme="majorBidi" w:hAnsiTheme="majorBidi" w:cstheme="majorBidi"/>
+          <w:sz w:val="28"/>
+          <w:szCs w:val="28"/>
+        </w:rPr>
+        <w:t xml:space="preserve"> manifest file.</w:t>
+      </w:r>
+      <w:r>
+        <w:rPr>
+          <w:rFonts w:asciiTheme="majorBidi" w:hAnsiTheme="majorBidi" w:cstheme="majorBidi"/>
+          <w:sz w:val="28"/>
+          <w:szCs w:val="28"/>
+        </w:rPr>
+        <w:t xml:space="preserve"> </w:t>
+      </w:r>
+      <w:r>
+        <w:rPr>
+          <w:rFonts w:asciiTheme="majorBidi" w:hAnsiTheme="majorBidi" w:cstheme="majorBidi"/>
+          <w:sz w:val="28"/>
+          <w:szCs w:val="28"/>
+        </w:rPr>
+        <w:t xml:space="preserve">If the resource already exists, the command will fail because </w:t>
+      </w:r>
+      <w:proofErr w:type="spellStart"/>
+      <w:r>
+        <w:rPr>
+          <w:rFonts w:asciiTheme="majorBidi" w:hAnsiTheme="majorBidi" w:cstheme="majorBidi"/>
+          <w:sz w:val="28"/>
+          <w:szCs w:val="28"/>
+        </w:rPr>
+        <w:t>kubectl</w:t>
+      </w:r>
+      <w:proofErr w:type="spellEnd"/>
+      <w:r>
+        <w:rPr>
+          <w:rFonts w:asciiTheme="majorBidi" w:hAnsiTheme="majorBidi" w:cstheme="majorBidi"/>
+          <w:sz w:val="28"/>
+          <w:szCs w:val="28"/>
+        </w:rPr>
+        <w:t xml:space="preserve"> create is designed only for creating new resources, not updating existing ones.</w:t>
+      </w:r>
+    </w:p>
+    <w:p>
+      <w:pPr>
+        <w:pStyle w:val="ListParagraph"/>
+        <w:numPr>
+          <w:ilvl w:val="0"/>
+          <w:numId w:val="28"/>
+        </w:numPr>
+        <w:ind w:left="360"/>
+        <w:jc w:val="both"/>
+        <w:rPr>
+          <w:rFonts w:asciiTheme="majorBidi" w:hAnsiTheme="majorBidi" w:cstheme="majorBidi"/>
+          <w:sz w:val="28"/>
+          <w:szCs w:val="28"/>
+        </w:rPr>
+      </w:pPr>
+      <w:proofErr w:type="spellStart"/>
+      <w:r>
+        <w:rPr>
+          <w:rFonts w:asciiTheme="majorBidi" w:hAnsiTheme="majorBidi" w:cstheme="majorBidi"/>
+          <w:b/>
+          <w:bCs/>
+          <w:i/>
+          <w:iCs/>
+          <w:sz w:val="28"/>
+          <w:szCs w:val="28"/>
+        </w:rPr>
         <w:lastRenderedPageBreak/>
+        <w:t>kubectl</w:t>
+      </w:r>
+      <w:proofErr w:type="spellEnd"/>
+      <w:r>
+        <w:rPr>
+          <w:rFonts w:asciiTheme="majorBidi" w:hAnsiTheme="majorBidi" w:cstheme="majorBidi"/>
+          <w:b/>
+          <w:bCs/>
+          <w:i/>
+          <w:iCs/>
+          <w:sz w:val="28"/>
+          <w:szCs w:val="28"/>
+        </w:rPr>
+        <w:t xml:space="preserve"> create deployment nginx-deployment --image=nginx</w:t>
+      </w:r>
+      <w:r>
+        <w:rPr>
+          <w:rFonts w:asciiTheme="majorBidi" w:hAnsiTheme="majorBidi" w:cstheme="majorBidi"/>
+          <w:sz w:val="28"/>
+          <w:szCs w:val="28"/>
+        </w:rPr>
+        <w:t xml:space="preserve"> </w:t>
+      </w:r>
+      <w:r>
+        <w:rPr>
+          <w:rFonts w:asciiTheme="majorBidi" w:hAnsiTheme="majorBidi" w:cstheme="majorBidi"/>
+          <w:sz w:val="28"/>
+          <w:szCs w:val="28"/>
+        </w:rPr>
+        <w:t>→</w:t>
+      </w:r>
+      <w:r>
+        <w:rPr>
+          <w:rFonts w:asciiTheme="majorBidi" w:hAnsiTheme="majorBidi" w:cstheme="majorBidi"/>
+          <w:sz w:val="28"/>
+          <w:szCs w:val="28"/>
+        </w:rPr>
+        <w:t xml:space="preserve"> </w:t>
+      </w:r>
+      <w:r>
+        <w:rPr>
+          <w:rFonts w:asciiTheme="majorBidi" w:hAnsiTheme="majorBidi" w:cstheme="majorBidi"/>
+          <w:sz w:val="28"/>
+          <w:szCs w:val="28"/>
+        </w:rPr>
+        <w:t>This command creates a Deployment named nginx-deployment using the nginx container image.</w:t>
+      </w:r>
+    </w:p>
+    <w:p>
+      <w:pPr>
+        <w:pStyle w:val="ListParagraph"/>
+        <w:numPr>
+          <w:ilvl w:val="0"/>
+          <w:numId w:val="28"/>
+        </w:numPr>
+        <w:ind w:left="360"/>
+        <w:jc w:val="both"/>
+        <w:rPr>
+          <w:rFonts w:asciiTheme="majorBidi" w:hAnsiTheme="majorBidi" w:cstheme="majorBidi"/>
+          <w:sz w:val="28"/>
+          <w:szCs w:val="28"/>
+        </w:rPr>
+      </w:pPr>
+      <w:proofErr w:type="spellStart"/>
+      <w:r>
+        <w:rPr>
+          <w:rFonts w:asciiTheme="majorBidi" w:hAnsiTheme="majorBidi" w:cstheme="majorBidi"/>
+          <w:b/>
+          <w:bCs/>
+          <w:i/>
+          <w:iCs/>
+          <w:sz w:val="28"/>
+          <w:szCs w:val="28"/>
+        </w:rPr>
+        <w:t>kubectl</w:t>
+      </w:r>
+      <w:proofErr w:type="spellEnd"/>
+      <w:r>
+        <w:rPr>
+          <w:rFonts w:asciiTheme="majorBidi" w:hAnsiTheme="majorBidi" w:cstheme="majorBidi"/>
+          <w:b/>
+          <w:bCs/>
+          <w:i/>
+          <w:iCs/>
+          <w:sz w:val="28"/>
+          <w:szCs w:val="28"/>
+        </w:rPr>
+        <w:t xml:space="preserve"> create namespace dev</w:t>
+      </w:r>
+      <w:r>
+        <w:rPr>
+          <w:rFonts w:asciiTheme="majorBidi" w:hAnsiTheme="majorBidi" w:cstheme="majorBidi"/>
+          <w:sz w:val="28"/>
+          <w:szCs w:val="28"/>
+        </w:rPr>
+        <w:t xml:space="preserve"> </w:t>
+      </w:r>
+      <w:r>
+        <w:rPr>
+          <w:rFonts w:asciiTheme="majorBidi" w:hAnsiTheme="majorBidi" w:cstheme="majorBidi"/>
+          <w:sz w:val="28"/>
+          <w:szCs w:val="28"/>
+        </w:rPr>
+        <w:t xml:space="preserve">→ </w:t>
+      </w:r>
+      <w:r>
+        <w:rPr>
+          <w:rFonts w:asciiTheme="majorBidi" w:hAnsiTheme="majorBidi" w:cstheme="majorBidi"/>
+          <w:sz w:val="28"/>
+          <w:szCs w:val="28"/>
+        </w:rPr>
+        <w:t>Creates a new namespace named dev.</w:t>
+      </w:r>
+    </w:p>
+    <w:p>
+      <w:pPr>
+        <w:pStyle w:val="ListParagraph"/>
+        <w:numPr>
+          <w:ilvl w:val="0"/>
+          <w:numId w:val="28"/>
+        </w:numPr>
+        <w:ind w:left="360"/>
+        <w:jc w:val="both"/>
+        <w:rPr>
+          <w:rFonts w:asciiTheme="majorBidi" w:hAnsiTheme="majorBidi" w:cstheme="majorBidi"/>
+          <w:sz w:val="28"/>
+          <w:szCs w:val="28"/>
+        </w:rPr>
+      </w:pPr>
+      <w:proofErr w:type="spellStart"/>
+      <w:r>
+        <w:rPr>
+          <w:rFonts w:asciiTheme="majorBidi" w:hAnsiTheme="majorBidi" w:cstheme="majorBidi"/>
+          <w:b/>
+          <w:bCs/>
+          <w:i/>
+          <w:iCs/>
+          <w:sz w:val="28"/>
+          <w:szCs w:val="28"/>
+        </w:rPr>
+        <w:t>kubectl</w:t>
+      </w:r>
+      <w:proofErr w:type="spellEnd"/>
+      <w:r>
+        <w:rPr>
+          <w:rFonts w:asciiTheme="majorBidi" w:hAnsiTheme="majorBidi" w:cstheme="majorBidi"/>
+          <w:b/>
+          <w:bCs/>
+          <w:i/>
+          <w:iCs/>
+          <w:sz w:val="28"/>
+          <w:szCs w:val="28"/>
+        </w:rPr>
+        <w:t xml:space="preserve"> create </w:t>
+      </w:r>
+      <w:proofErr w:type="spellStart"/>
+      <w:r>
+        <w:rPr>
+          <w:rFonts w:asciiTheme="majorBidi" w:hAnsiTheme="majorBidi" w:cstheme="majorBidi"/>
+          <w:b/>
+          <w:bCs/>
+          <w:i/>
+          <w:iCs/>
+          <w:sz w:val="28"/>
+          <w:szCs w:val="28"/>
+        </w:rPr>
+        <w:t>configmap</w:t>
+      </w:r>
+      <w:proofErr w:type="spellEnd"/>
+      <w:r>
+        <w:rPr>
+          <w:rFonts w:asciiTheme="majorBidi" w:hAnsiTheme="majorBidi" w:cstheme="majorBidi"/>
+          <w:b/>
+          <w:bCs/>
+          <w:i/>
+          <w:iCs/>
+          <w:sz w:val="28"/>
+          <w:szCs w:val="28"/>
+        </w:rPr>
+        <w:t xml:space="preserve"> app-config --from-file=</w:t>
+      </w:r>
+      <w:proofErr w:type="spellStart"/>
+      <w:proofErr w:type="gramStart"/>
+      <w:r>
+        <w:rPr>
+          <w:rFonts w:asciiTheme="majorBidi" w:hAnsiTheme="majorBidi" w:cstheme="majorBidi"/>
+          <w:b/>
+          <w:bCs/>
+          <w:i/>
+          <w:iCs/>
+          <w:sz w:val="28"/>
+          <w:szCs w:val="28"/>
+        </w:rPr>
+        <w:t>config.</w:t>
+      </w:r>
+      <w:r>
+        <w:rPr>
+          <w:rFonts w:asciiTheme="majorBidi" w:hAnsiTheme="majorBidi" w:cstheme="majorBidi"/>
+          <w:sz w:val="28"/>
+          <w:szCs w:val="28"/>
+        </w:rPr>
+        <w:t>properties</w:t>
+      </w:r>
+      <w:proofErr w:type="spellEnd"/>
+      <w:proofErr w:type="gramEnd"/>
+      <w:r>
+        <w:rPr>
+          <w:rFonts w:asciiTheme="majorBidi" w:hAnsiTheme="majorBidi" w:cstheme="majorBidi"/>
+          <w:sz w:val="28"/>
+          <w:szCs w:val="28"/>
+        </w:rPr>
+        <w:t xml:space="preserve"> </w:t>
+      </w:r>
+      <w:r>
+        <w:rPr>
+          <w:rFonts w:asciiTheme="majorBidi" w:hAnsiTheme="majorBidi" w:cstheme="majorBidi"/>
+          <w:sz w:val="28"/>
+          <w:szCs w:val="28"/>
+        </w:rPr>
+        <w:t xml:space="preserve">→ </w:t>
+      </w:r>
+      <w:r>
+        <w:rPr>
+          <w:rFonts w:asciiTheme="majorBidi" w:hAnsiTheme="majorBidi" w:cstheme="majorBidi"/>
+          <w:sz w:val="28"/>
+          <w:szCs w:val="28"/>
+        </w:rPr>
+        <w:t xml:space="preserve">Creates a </w:t>
+      </w:r>
+      <w:proofErr w:type="spellStart"/>
+      <w:r>
+        <w:rPr>
+          <w:rFonts w:asciiTheme="majorBidi" w:hAnsiTheme="majorBidi" w:cstheme="majorBidi"/>
+          <w:sz w:val="28"/>
+          <w:szCs w:val="28"/>
+        </w:rPr>
+        <w:t>ConfigMap</w:t>
+      </w:r>
+      <w:proofErr w:type="spellEnd"/>
+      <w:r>
+        <w:rPr>
+          <w:rFonts w:asciiTheme="majorBidi" w:hAnsiTheme="majorBidi" w:cstheme="majorBidi"/>
+          <w:sz w:val="28"/>
+          <w:szCs w:val="28"/>
+        </w:rPr>
+        <w:t xml:space="preserve"> from a file.</w:t>
+      </w:r>
+    </w:p>
+    <w:p>
+      <w:pPr>
+        <w:jc w:val="both"/>
+        <w:rPr>
+          <w:rFonts w:asciiTheme="majorBidi" w:hAnsiTheme="majorBidi" w:cstheme="majorBidi"/>
+          <w:b/>
+          <w:bCs/>
+          <w:sz w:val="28"/>
+          <w:szCs w:val="28"/>
+        </w:rPr>
+      </w:pPr>
+      <w:r>
+        <w:rPr>
+          <w:rFonts w:asciiTheme="majorBidi" w:hAnsiTheme="majorBidi" w:cstheme="majorBidi"/>
+          <w:b/>
+          <w:bCs/>
+          <w:sz w:val="28"/>
+          <w:szCs w:val="28"/>
+        </w:rPr>
+        <w:t>Generate YAML Without Creating the Resource</w:t>
+      </w:r>
+      <w:r>
+        <w:rPr>
+          <w:rFonts w:asciiTheme="majorBidi" w:hAnsiTheme="majorBidi" w:cstheme="majorBidi"/>
+          <w:b/>
+          <w:bCs/>
+          <w:sz w:val="28"/>
+          <w:szCs w:val="28"/>
+        </w:rPr>
+        <w:t>:</w:t>
+      </w:r>
+    </w:p>
+    <w:p>
+      <w:pPr>
+        <w:jc w:val="both"/>
+        <w:rPr>
+          <w:rFonts w:asciiTheme="majorBidi" w:hAnsiTheme="majorBidi" w:cstheme="majorBidi"/>
+          <w:sz w:val="28"/>
+          <w:szCs w:val="28"/>
+        </w:rPr>
+      </w:pPr>
+      <w:r>
+        <w:rPr>
+          <w:rFonts w:asciiTheme="majorBidi" w:hAnsiTheme="majorBidi" w:cstheme="majorBidi"/>
+          <w:sz w:val="28"/>
+          <w:szCs w:val="28"/>
+        </w:rPr>
+        <w:t xml:space="preserve">The </w:t>
+      </w:r>
+      <w:r>
+        <w:rPr>
+          <w:rFonts w:asciiTheme="majorBidi" w:hAnsiTheme="majorBidi" w:cstheme="majorBidi"/>
+          <w:b/>
+          <w:bCs/>
+          <w:i/>
+          <w:iCs/>
+          <w:sz w:val="28"/>
+          <w:szCs w:val="28"/>
+        </w:rPr>
+        <w:t>--dry-run=client</w:t>
+      </w:r>
+      <w:r>
+        <w:rPr>
+          <w:rFonts w:asciiTheme="majorBidi" w:hAnsiTheme="majorBidi" w:cstheme="majorBidi"/>
+          <w:sz w:val="28"/>
+          <w:szCs w:val="28"/>
+        </w:rPr>
+        <w:t xml:space="preserve"> option allows users to generate a YAML configuration without actually creating the resource.</w:t>
+      </w:r>
+    </w:p>
+    <w:p>
+      <w:pPr>
+        <w:jc w:val="both"/>
+        <w:rPr>
+          <w:rFonts w:asciiTheme="majorBidi" w:hAnsiTheme="majorBidi" w:cstheme="majorBidi"/>
+          <w:b/>
+          <w:bCs/>
+          <w:i/>
+          <w:iCs/>
+          <w:sz w:val="28"/>
+          <w:szCs w:val="28"/>
+        </w:rPr>
+      </w:pPr>
+      <w:proofErr w:type="spellStart"/>
+      <w:r>
+        <w:rPr>
+          <w:rFonts w:asciiTheme="majorBidi" w:hAnsiTheme="majorBidi" w:cstheme="majorBidi"/>
+          <w:b/>
+          <w:bCs/>
+          <w:i/>
+          <w:iCs/>
+          <w:sz w:val="28"/>
+          <w:szCs w:val="28"/>
+        </w:rPr>
+        <w:t>kubectl</w:t>
+      </w:r>
+      <w:proofErr w:type="spellEnd"/>
+      <w:r>
+        <w:rPr>
+          <w:rFonts w:asciiTheme="majorBidi" w:hAnsiTheme="majorBidi" w:cstheme="majorBidi"/>
+          <w:b/>
+          <w:bCs/>
+          <w:i/>
+          <w:iCs/>
+          <w:sz w:val="28"/>
+          <w:szCs w:val="28"/>
+        </w:rPr>
+        <w:t xml:space="preserve"> create deployment nginx --image=nginx --dry-run=client -o </w:t>
+      </w:r>
+      <w:proofErr w:type="spellStart"/>
+      <w:r>
+        <w:rPr>
+          <w:rFonts w:asciiTheme="majorBidi" w:hAnsiTheme="majorBidi" w:cstheme="majorBidi"/>
+          <w:b/>
+          <w:bCs/>
+          <w:i/>
+          <w:iCs/>
+          <w:sz w:val="28"/>
+          <w:szCs w:val="28"/>
+        </w:rPr>
+        <w:t>yaml</w:t>
+      </w:r>
+      <w:proofErr w:type="spellEnd"/>
+      <w:r>
+        <w:rPr>
+          <w:rFonts w:asciiTheme="majorBidi" w:hAnsiTheme="majorBidi" w:cstheme="majorBidi"/>
+          <w:b/>
+          <w:bCs/>
+          <w:i/>
+          <w:iCs/>
+          <w:sz w:val="28"/>
+          <w:szCs w:val="28"/>
+        </w:rPr>
+        <w:t xml:space="preserve"> </w:t>
+      </w:r>
+      <w:r>
+        <w:rPr>
+          <w:rFonts w:asciiTheme="majorBidi" w:hAnsiTheme="majorBidi" w:cstheme="majorBidi"/>
+          <w:sz w:val="28"/>
+          <w:szCs w:val="28"/>
+        </w:rPr>
+        <w:t xml:space="preserve">→ </w:t>
+      </w:r>
+      <w:r>
+        <w:rPr>
+          <w:rFonts w:asciiTheme="majorBidi" w:hAnsiTheme="majorBidi" w:cstheme="majorBidi"/>
+          <w:sz w:val="28"/>
+          <w:szCs w:val="28"/>
+        </w:rPr>
+        <w:t>This prints the YAML manifest to the output, which can then be saved and modified.</w:t>
+      </w:r>
+    </w:p>
+    <w:p>
+      <w:pPr>
+        <w:jc w:val="both"/>
+        <w:rPr>
+          <w:rFonts w:asciiTheme="majorBidi" w:hAnsiTheme="majorBidi" w:cstheme="majorBidi"/>
+          <w:b/>
+          <w:bCs/>
+          <w:sz w:val="36"/>
+          <w:szCs w:val="36"/>
+        </w:rPr>
+      </w:pPr>
+      <w:proofErr w:type="spellStart"/>
+      <w:r>
+        <w:rPr>
+          <w:rFonts w:asciiTheme="majorBidi" w:hAnsiTheme="majorBidi" w:cstheme="majorBidi"/>
+          <w:b/>
+          <w:bCs/>
+          <w:i/>
+          <w:iCs/>
+          <w:sz w:val="36"/>
+          <w:szCs w:val="36"/>
+        </w:rPr>
+        <w:t>kubectl</w:t>
+      </w:r>
+      <w:proofErr w:type="spellEnd"/>
+      <w:r>
+        <w:rPr>
+          <w:rFonts w:asciiTheme="majorBidi" w:hAnsiTheme="majorBidi" w:cstheme="majorBidi"/>
+          <w:b/>
+          <w:bCs/>
+          <w:i/>
+          <w:iCs/>
+          <w:sz w:val="36"/>
+          <w:szCs w:val="36"/>
+        </w:rPr>
+        <w:t xml:space="preserve"> apply</w:t>
+      </w:r>
+      <w:r>
+        <w:rPr>
+          <w:rFonts w:asciiTheme="majorBidi" w:hAnsiTheme="majorBidi" w:cstheme="majorBidi"/>
+          <w:b/>
+          <w:bCs/>
+          <w:sz w:val="36"/>
+          <w:szCs w:val="36"/>
+        </w:rPr>
+        <w:t xml:space="preserve"> command:</w:t>
+      </w:r>
+    </w:p>
+    <w:p>
+      <w:pPr>
+        <w:spacing w:after="60"/>
+        <w:jc w:val="both"/>
+        <w:rPr>
+          <w:rFonts w:asciiTheme="majorBidi" w:hAnsiTheme="majorBidi" w:cstheme="majorBidi"/>
+          <w:sz w:val="28"/>
+          <w:szCs w:val="28"/>
+        </w:rPr>
+      </w:pPr>
+      <w:proofErr w:type="spellStart"/>
+      <w:r>
+        <w:rPr>
+          <w:rFonts w:asciiTheme="majorBidi" w:hAnsiTheme="majorBidi" w:cstheme="majorBidi"/>
+          <w:b/>
+          <w:bCs/>
+          <w:i/>
+          <w:iCs/>
+          <w:sz w:val="28"/>
+          <w:szCs w:val="28"/>
+        </w:rPr>
+        <w:t>kubectl</w:t>
+      </w:r>
+      <w:proofErr w:type="spellEnd"/>
+      <w:r>
+        <w:rPr>
+          <w:rFonts w:asciiTheme="majorBidi" w:hAnsiTheme="majorBidi" w:cstheme="majorBidi"/>
+          <w:b/>
+          <w:bCs/>
+          <w:i/>
+          <w:iCs/>
+          <w:sz w:val="28"/>
+          <w:szCs w:val="28"/>
+        </w:rPr>
+        <w:t xml:space="preserve"> apply</w:t>
+      </w:r>
+      <w:r>
+        <w:rPr>
+          <w:rFonts w:asciiTheme="majorBidi" w:hAnsiTheme="majorBidi" w:cstheme="majorBidi"/>
+          <w:sz w:val="28"/>
+          <w:szCs w:val="28"/>
+        </w:rPr>
+        <w:t xml:space="preserve"> is a command used to create or update Kubernetes resources using configuration files, typically written in YAML or JSON. It follows the declarative management approach, where the user defines the desired state of a resource in a manifest file, and Kubernetes ensures that the actual state of the resource matches that definition.</w:t>
+      </w:r>
+    </w:p>
+    <w:p>
+      <w:pPr>
+        <w:spacing w:after="60"/>
+        <w:jc w:val="both"/>
+        <w:rPr>
+          <w:rFonts w:asciiTheme="majorBidi" w:hAnsiTheme="majorBidi" w:cstheme="majorBidi"/>
+          <w:sz w:val="28"/>
+          <w:szCs w:val="28"/>
+        </w:rPr>
+      </w:pPr>
+      <w:r>
+        <w:rPr>
+          <w:rFonts w:asciiTheme="majorBidi" w:hAnsiTheme="majorBidi" w:cstheme="majorBidi"/>
+          <w:sz w:val="28"/>
+          <w:szCs w:val="28"/>
+        </w:rPr>
+        <w:t xml:space="preserve">When </w:t>
+      </w:r>
+      <w:proofErr w:type="spellStart"/>
+      <w:r>
+        <w:rPr>
+          <w:rFonts w:asciiTheme="majorBidi" w:hAnsiTheme="majorBidi" w:cstheme="majorBidi"/>
+          <w:sz w:val="28"/>
+          <w:szCs w:val="28"/>
+        </w:rPr>
+        <w:t>kubectl</w:t>
+      </w:r>
+      <w:proofErr w:type="spellEnd"/>
+      <w:r>
+        <w:rPr>
+          <w:rFonts w:asciiTheme="majorBidi" w:hAnsiTheme="majorBidi" w:cstheme="majorBidi"/>
+          <w:sz w:val="28"/>
+          <w:szCs w:val="28"/>
+        </w:rPr>
+        <w:t xml:space="preserve"> apply is executed, </w:t>
+      </w:r>
+      <w:proofErr w:type="spellStart"/>
+      <w:r>
+        <w:rPr>
+          <w:rFonts w:asciiTheme="majorBidi" w:hAnsiTheme="majorBidi" w:cstheme="majorBidi"/>
+          <w:sz w:val="28"/>
+          <w:szCs w:val="28"/>
+        </w:rPr>
+        <w:t>kubectl</w:t>
+      </w:r>
+      <w:proofErr w:type="spellEnd"/>
+      <w:r>
+        <w:rPr>
+          <w:rFonts w:asciiTheme="majorBidi" w:hAnsiTheme="majorBidi" w:cstheme="majorBidi"/>
+          <w:sz w:val="28"/>
+          <w:szCs w:val="28"/>
+        </w:rPr>
+        <w:t xml:space="preserve"> sends the manifest file to the Kubernetes API server. If the resource does not already exist, Kubernetes creates it. If the resource already exists, Kubernetes compares the current configuration with the configuration defined in the file and updates only the fields that have changed.</w:t>
+      </w:r>
+    </w:p>
+    <w:p>
+      <w:pPr>
+        <w:jc w:val="both"/>
+        <w:rPr>
+          <w:rFonts w:asciiTheme="majorBidi" w:hAnsiTheme="majorBidi" w:cstheme="majorBidi"/>
+          <w:sz w:val="28"/>
+          <w:szCs w:val="28"/>
+        </w:rPr>
+      </w:pPr>
+      <w:r>
+        <w:rPr>
+          <w:rFonts w:asciiTheme="majorBidi" w:hAnsiTheme="majorBidi" w:cstheme="majorBidi"/>
+          <w:sz w:val="28"/>
+          <w:szCs w:val="28"/>
+        </w:rPr>
+        <w:t>This method allows administrators to manage infrastructure consistently by maintaining resource definitions in files that can be stored, version-controlled, and reused.</w:t>
+      </w:r>
+    </w:p>
+    <w:p>
+      <w:pPr>
+        <w:spacing w:after="60"/>
+        <w:jc w:val="both"/>
+        <w:rPr>
+          <w:rFonts w:asciiTheme="majorBidi" w:hAnsiTheme="majorBidi" w:cstheme="majorBidi"/>
+          <w:b/>
+          <w:bCs/>
+          <w:sz w:val="32"/>
+          <w:szCs w:val="32"/>
+        </w:rPr>
+      </w:pPr>
+      <w:r>
+        <w:rPr>
+          <w:rFonts w:asciiTheme="majorBidi" w:hAnsiTheme="majorBidi" w:cstheme="majorBidi"/>
+          <w:b/>
+          <w:bCs/>
+          <w:sz w:val="32"/>
+          <w:szCs w:val="32"/>
+        </w:rPr>
         <w:t>Syntax</w:t>
       </w:r>
       <w:r>
@@ -9127,6 +9988,7 @@
           <w:sz w:val="28"/>
           <w:szCs w:val="28"/>
         </w:rPr>
+        <w:lastRenderedPageBreak/>
         <w:t>A single YAML file may contain multiple resource definitions separated by ---</w:t>
       </w:r>
       <w:r>
@@ -9518,7 +10380,6 @@
           <w:sz w:val="28"/>
           <w:szCs w:val="28"/>
         </w:rPr>
-        <w:lastRenderedPageBreak/>
         <w:t>kubectl</w:t>
       </w:r>
       <w:proofErr w:type="spellEnd"/>
@@ -9774,6 +10635,7 @@
           <w:sz w:val="28"/>
           <w:szCs w:val="28"/>
         </w:rPr>
+        <w:lastRenderedPageBreak/>
         <w:t xml:space="preserve">If the update is valid, the changes are applied immediately. If there are validation errors, </w:t>
       </w:r>
       <w:proofErr w:type="spellStart"/>
@@ -10305,7 +11167,6 @@
           <w:sz w:val="28"/>
           <w:szCs w:val="28"/>
         </w:rPr>
-        <w:lastRenderedPageBreak/>
         <w:t>Example</w:t>
       </w:r>
       <w:r>
@@ -10364,15 +11225,7 @@
           <w:sz w:val="28"/>
           <w:szCs w:val="28"/>
         </w:rPr>
-        <w:t xml:space="preserve"> </w:t>
-      </w:r>
-      <w:r>
-        <w:rPr>
-          <w:rFonts w:asciiTheme="majorBidi" w:hAnsiTheme="majorBidi" w:cstheme="majorBidi"/>
-          <w:sz w:val="28"/>
-          <w:szCs w:val="28"/>
-        </w:rPr>
-        <w:t>→ This command displays the logs generated by the container running inside the nginx-pod.</w:t>
+        <w:t xml:space="preserve"> → This command displays the logs generated by the container running inside the nginx-pod.</w:t>
       </w:r>
     </w:p>
     <w:p>
@@ -10418,35 +11271,15 @@
           <w:sz w:val="28"/>
           <w:szCs w:val="28"/>
         </w:rPr>
-        <w:t xml:space="preserve"> logs my-pod -c nginx-container</w:t>
-      </w:r>
-      <w:r>
-        <w:rPr>
-          <w:rFonts w:asciiTheme="majorBidi" w:hAnsiTheme="majorBidi" w:cstheme="majorBidi"/>
-          <w:b/>
-          <w:bCs/>
-          <w:i/>
-          <w:iCs/>
-          <w:sz w:val="28"/>
-          <w:szCs w:val="28"/>
-        </w:rPr>
-        <w:t xml:space="preserve"> </w:t>
-      </w:r>
-      <w:r>
-        <w:rPr>
-          <w:rFonts w:asciiTheme="majorBidi" w:hAnsiTheme="majorBidi" w:cstheme="majorBidi"/>
-          <w:sz w:val="28"/>
-          <w:szCs w:val="28"/>
-        </w:rPr>
-        <w:t>→ Logs from a Specific Container</w:t>
-      </w:r>
-      <w:r>
-        <w:rPr>
-          <w:rFonts w:asciiTheme="majorBidi" w:hAnsiTheme="majorBidi" w:cstheme="majorBidi"/>
-          <w:sz w:val="28"/>
-          <w:szCs w:val="28"/>
-        </w:rPr>
-        <w:t xml:space="preserve"> (</w:t>
+        <w:t xml:space="preserve"> logs my-pod -c nginx-container </w:t>
+      </w:r>
+      <w:r>
+        <w:rPr>
+          <w:rFonts w:asciiTheme="majorBidi" w:hAnsiTheme="majorBidi" w:cstheme="majorBidi"/>
+          <w:sz w:val="28"/>
+          <w:szCs w:val="28"/>
+        </w:rPr>
+        <w:t>→ Logs from a Specific Container (</w:t>
       </w:r>
       <w:r>
         <w:rPr>
@@ -10466,23 +11299,7 @@
           <w:sz w:val="28"/>
           <w:szCs w:val="28"/>
         </w:rPr>
-        <w:t>) in pod</w:t>
-      </w:r>
-      <w:r>
-        <w:rPr>
-          <w:rFonts w:asciiTheme="majorBidi" w:hAnsiTheme="majorBidi" w:cstheme="majorBidi"/>
-          <w:sz w:val="28"/>
-          <w:szCs w:val="28"/>
-        </w:rPr>
-        <w:t xml:space="preserve"> </w:t>
-      </w:r>
-      <w:r>
-        <w:rPr>
-          <w:rFonts w:asciiTheme="majorBidi" w:hAnsiTheme="majorBidi" w:cstheme="majorBidi"/>
-          <w:sz w:val="28"/>
-          <w:szCs w:val="28"/>
-        </w:rPr>
-        <w:t>(</w:t>
+        <w:t>) in pod (</w:t>
       </w:r>
       <w:r>
         <w:rPr>
@@ -10502,15 +11319,7 @@
           <w:sz w:val="28"/>
           <w:szCs w:val="28"/>
         </w:rPr>
-        <w:t xml:space="preserve">) - when </w:t>
-      </w:r>
-      <w:r>
-        <w:rPr>
-          <w:rFonts w:asciiTheme="majorBidi" w:hAnsiTheme="majorBidi" w:cstheme="majorBidi"/>
-          <w:sz w:val="28"/>
-          <w:szCs w:val="28"/>
-        </w:rPr>
-        <w:t>a Pod contains multiple containers, the container name must be specified.</w:t>
+        <w:t>) - when a Pod contains multiple containers, the container name must be specified.</w:t>
       </w:r>
     </w:p>
     <w:p>
@@ -10875,6 +11684,7 @@
           <w:sz w:val="28"/>
           <w:szCs w:val="28"/>
         </w:rPr>
+        <w:lastRenderedPageBreak/>
         <w:t>kubectl</w:t>
       </w:r>
       <w:proofErr w:type="spellEnd"/>
@@ -11119,15 +11929,7 @@
           <w:sz w:val="28"/>
           <w:szCs w:val="28"/>
         </w:rPr>
-        <w:t xml:space="preserve"> </w:t>
-      </w:r>
-      <w:r>
-        <w:rPr>
-          <w:rFonts w:asciiTheme="majorBidi" w:hAnsiTheme="majorBidi" w:cstheme="majorBidi"/>
-          <w:sz w:val="28"/>
-          <w:szCs w:val="28"/>
-        </w:rPr>
-        <w:t xml:space="preserve">→ </w:t>
+        <w:t xml:space="preserve"> → </w:t>
       </w:r>
       <w:r>
         <w:rPr>
@@ -11208,23 +12010,7 @@
           <w:sz w:val="28"/>
           <w:szCs w:val="28"/>
         </w:rPr>
-        <w:t xml:space="preserve"> </w:t>
-      </w:r>
-      <w:r>
-        <w:rPr>
-          <w:rFonts w:asciiTheme="majorBidi" w:hAnsiTheme="majorBidi" w:cstheme="majorBidi"/>
-          <w:sz w:val="28"/>
-          <w:szCs w:val="28"/>
-        </w:rPr>
-        <w:t>→</w:t>
-      </w:r>
-      <w:r>
-        <w:rPr>
-          <w:rFonts w:asciiTheme="majorBidi" w:hAnsiTheme="majorBidi" w:cstheme="majorBidi"/>
-          <w:sz w:val="28"/>
-          <w:szCs w:val="28"/>
-        </w:rPr>
-        <w:t xml:space="preserve"> </w:t>
+        <w:t xml:space="preserve"> → </w:t>
       </w:r>
       <w:r>
         <w:rPr>
@@ -11822,6 +12608,7 @@
           <w:rFonts w:asciiTheme="majorBidi" w:hAnsiTheme="majorBidi" w:cstheme="majorBidi"/>
           <w:sz w:val="28"/>
           <w:szCs w:val="28"/>
+          <w:highlight w:val="cyan"/>
         </w:rPr>
         <w:t>kubectl</w:t>
       </w:r>
@@ -11831,6 +12618,7 @@
           <w:rFonts w:asciiTheme="majorBidi" w:hAnsiTheme="majorBidi" w:cstheme="majorBidi"/>
           <w:sz w:val="28"/>
           <w:szCs w:val="28"/>
+          <w:highlight w:val="cyan"/>
         </w:rPr>
         <w:t xml:space="preserve"> create</w:t>
       </w:r>
@@ -11850,6 +12638,7 @@
           <w:rFonts w:asciiTheme="majorBidi" w:hAnsiTheme="majorBidi" w:cstheme="majorBidi"/>
           <w:sz w:val="28"/>
           <w:szCs w:val="28"/>
+          <w:highlight w:val="cyan"/>
         </w:rPr>
         <w:t>kubectl</w:t>
       </w:r>
@@ -11859,6 +12648,7 @@
           <w:rFonts w:asciiTheme="majorBidi" w:hAnsiTheme="majorBidi" w:cstheme="majorBidi"/>
           <w:sz w:val="28"/>
           <w:szCs w:val="28"/>
+          <w:highlight w:val="cyan"/>
         </w:rPr>
         <w:t xml:space="preserve"> apply</w:t>
       </w:r>
@@ -14261,6 +15051,119 @@
     </w:lvl>
   </w:abstractNum>
   <w:abstractNum w:abstractNumId="18" w15:restartNumberingAfterBreak="0">
+    <w:nsid w:val="3E5207D5"/>
+    <w:multiLevelType w:val="hybridMultilevel"/>
+    <w:tmpl w:val="406E0DB6"/>
+    <w:lvl w:ilvl="0" w:tplc="04090001">
+      <w:start w:val="1"/>
+      <w:numFmt w:val="bullet"/>
+      <w:lvlText w:val=""/>
+      <w:lvlJc w:val="left"/>
+      <w:pPr>
+        <w:ind w:left="720" w:hanging="360"/>
+      </w:pPr>
+      <w:rPr>
+        <w:rFonts w:ascii="Symbol" w:hAnsi="Symbol" w:hint="default"/>
+      </w:rPr>
+    </w:lvl>
+    <w:lvl w:ilvl="1" w:tplc="04090003" w:tentative="1">
+      <w:start w:val="1"/>
+      <w:numFmt w:val="bullet"/>
+      <w:lvlText w:val="o"/>
+      <w:lvlJc w:val="left"/>
+      <w:pPr>
+        <w:ind w:left="1440" w:hanging="360"/>
+      </w:pPr>
+      <w:rPr>
+        <w:rFonts w:ascii="Courier New" w:hAnsi="Courier New" w:cs="Courier New" w:hint="default"/>
+      </w:rPr>
+    </w:lvl>
+    <w:lvl w:ilvl="2" w:tplc="04090005" w:tentative="1">
+      <w:start w:val="1"/>
+      <w:numFmt w:val="bullet"/>
+      <w:lvlText w:val=""/>
+      <w:lvlJc w:val="left"/>
+      <w:pPr>
+        <w:ind w:left="2160" w:hanging="360"/>
+      </w:pPr>
+      <w:rPr>
+        <w:rFonts w:ascii="Wingdings" w:hAnsi="Wingdings" w:hint="default"/>
+      </w:rPr>
+    </w:lvl>
+    <w:lvl w:ilvl="3" w:tplc="04090001" w:tentative="1">
+      <w:start w:val="1"/>
+      <w:numFmt w:val="bullet"/>
+      <w:lvlText w:val=""/>
+      <w:lvlJc w:val="left"/>
+      <w:pPr>
+        <w:ind w:left="2880" w:hanging="360"/>
+      </w:pPr>
+      <w:rPr>
+        <w:rFonts w:ascii="Symbol" w:hAnsi="Symbol" w:hint="default"/>
+      </w:rPr>
+    </w:lvl>
+    <w:lvl w:ilvl="4" w:tplc="04090003" w:tentative="1">
+      <w:start w:val="1"/>
+      <w:numFmt w:val="bullet"/>
+      <w:lvlText w:val="o"/>
+      <w:lvlJc w:val="left"/>
+      <w:pPr>
+        <w:ind w:left="3600" w:hanging="360"/>
+      </w:pPr>
+      <w:rPr>
+        <w:rFonts w:ascii="Courier New" w:hAnsi="Courier New" w:cs="Courier New" w:hint="default"/>
+      </w:rPr>
+    </w:lvl>
+    <w:lvl w:ilvl="5" w:tplc="04090005" w:tentative="1">
+      <w:start w:val="1"/>
+      <w:numFmt w:val="bullet"/>
+      <w:lvlText w:val=""/>
+      <w:lvlJc w:val="left"/>
+      <w:pPr>
+        <w:ind w:left="4320" w:hanging="360"/>
+      </w:pPr>
+      <w:rPr>
+        <w:rFonts w:ascii="Wingdings" w:hAnsi="Wingdings" w:hint="default"/>
+      </w:rPr>
+    </w:lvl>
+    <w:lvl w:ilvl="6" w:tplc="04090001" w:tentative="1">
+      <w:start w:val="1"/>
+      <w:numFmt w:val="bullet"/>
+      <w:lvlText w:val=""/>
+      <w:lvlJc w:val="left"/>
+      <w:pPr>
+        <w:ind w:left="5040" w:hanging="360"/>
+      </w:pPr>
+      <w:rPr>
+        <w:rFonts w:ascii="Symbol" w:hAnsi="Symbol" w:hint="default"/>
+      </w:rPr>
+    </w:lvl>
+    <w:lvl w:ilvl="7" w:tplc="04090003" w:tentative="1">
+      <w:start w:val="1"/>
+      <w:numFmt w:val="bullet"/>
+      <w:lvlText w:val="o"/>
+      <w:lvlJc w:val="left"/>
+      <w:pPr>
+        <w:ind w:left="5760" w:hanging="360"/>
+      </w:pPr>
+      <w:rPr>
+        <w:rFonts w:ascii="Courier New" w:hAnsi="Courier New" w:cs="Courier New" w:hint="default"/>
+      </w:rPr>
+    </w:lvl>
+    <w:lvl w:ilvl="8" w:tplc="04090005" w:tentative="1">
+      <w:start w:val="1"/>
+      <w:numFmt w:val="bullet"/>
+      <w:lvlText w:val=""/>
+      <w:lvlJc w:val="left"/>
+      <w:pPr>
+        <w:ind w:left="6480" w:hanging="360"/>
+      </w:pPr>
+      <w:rPr>
+        <w:rFonts w:ascii="Wingdings" w:hAnsi="Wingdings" w:hint="default"/>
+      </w:rPr>
+    </w:lvl>
+  </w:abstractNum>
+  <w:abstractNum w:abstractNumId="19" w15:restartNumberingAfterBreak="0">
     <w:nsid w:val="41342570"/>
     <w:multiLevelType w:val="hybridMultilevel"/>
     <w:tmpl w:val="8F6A4714"/>
@@ -14373,7 +15276,7 @@
       </w:rPr>
     </w:lvl>
   </w:abstractNum>
-  <w:abstractNum w:abstractNumId="19" w15:restartNumberingAfterBreak="0">
+  <w:abstractNum w:abstractNumId="20" w15:restartNumberingAfterBreak="0">
     <w:nsid w:val="4E763F7F"/>
     <w:multiLevelType w:val="hybridMultilevel"/>
     <w:tmpl w:val="52281940"/>
@@ -14486,7 +15389,7 @@
       </w:rPr>
     </w:lvl>
   </w:abstractNum>
-  <w:abstractNum w:abstractNumId="20" w15:restartNumberingAfterBreak="0">
+  <w:abstractNum w:abstractNumId="21" w15:restartNumberingAfterBreak="0">
     <w:nsid w:val="5AE41E75"/>
     <w:multiLevelType w:val="hybridMultilevel"/>
     <w:tmpl w:val="4FDAD126"/>
@@ -14599,7 +15502,7 @@
       </w:rPr>
     </w:lvl>
   </w:abstractNum>
-  <w:abstractNum w:abstractNumId="21" w15:restartNumberingAfterBreak="0">
+  <w:abstractNum w:abstractNumId="22" w15:restartNumberingAfterBreak="0">
     <w:nsid w:val="66A50A14"/>
     <w:multiLevelType w:val="hybridMultilevel"/>
     <w:tmpl w:val="AA4A6A04"/>
@@ -14685,7 +15588,7 @@
       </w:pPr>
     </w:lvl>
   </w:abstractNum>
-  <w:abstractNum w:abstractNumId="22" w15:restartNumberingAfterBreak="0">
+  <w:abstractNum w:abstractNumId="23" w15:restartNumberingAfterBreak="0">
     <w:nsid w:val="687510D6"/>
     <w:multiLevelType w:val="hybridMultilevel"/>
     <w:tmpl w:val="09A41688"/>
@@ -14798,7 +15701,7 @@
       </w:rPr>
     </w:lvl>
   </w:abstractNum>
-  <w:abstractNum w:abstractNumId="23" w15:restartNumberingAfterBreak="0">
+  <w:abstractNum w:abstractNumId="24" w15:restartNumberingAfterBreak="0">
     <w:nsid w:val="7101037B"/>
     <w:multiLevelType w:val="hybridMultilevel"/>
     <w:tmpl w:val="5E24ED0A"/>
@@ -14911,7 +15814,7 @@
       </w:rPr>
     </w:lvl>
   </w:abstractNum>
-  <w:abstractNum w:abstractNumId="24" w15:restartNumberingAfterBreak="0">
+  <w:abstractNum w:abstractNumId="25" w15:restartNumberingAfterBreak="0">
     <w:nsid w:val="765D306E"/>
     <w:multiLevelType w:val="hybridMultilevel"/>
     <w:tmpl w:val="305809C0"/>
@@ -15024,7 +15927,7 @@
       </w:rPr>
     </w:lvl>
   </w:abstractNum>
-  <w:abstractNum w:abstractNumId="25" w15:restartNumberingAfterBreak="0">
+  <w:abstractNum w:abstractNumId="26" w15:restartNumberingAfterBreak="0">
     <w:nsid w:val="7A852016"/>
     <w:multiLevelType w:val="hybridMultilevel"/>
     <w:tmpl w:val="5EC07F00"/>
@@ -15137,7 +16040,7 @@
       </w:rPr>
     </w:lvl>
   </w:abstractNum>
-  <w:abstractNum w:abstractNumId="26" w15:restartNumberingAfterBreak="0">
+  <w:abstractNum w:abstractNumId="27" w15:restartNumberingAfterBreak="0">
     <w:nsid w:val="7DC11F7B"/>
     <w:multiLevelType w:val="hybridMultilevel"/>
     <w:tmpl w:val="84902ADE"/>
@@ -15257,7 +16160,7 @@
     <w:abstractNumId w:val="14"/>
   </w:num>
   <w:num w:numId="3" w16cid:durableId="1936741667">
-    <w:abstractNumId w:val="25"/>
+    <w:abstractNumId w:val="26"/>
   </w:num>
   <w:num w:numId="4" w16cid:durableId="681205105">
     <w:abstractNumId w:val="0"/>
@@ -15269,7 +16172,7 @@
     <w:abstractNumId w:val="16"/>
   </w:num>
   <w:num w:numId="7" w16cid:durableId="641734989">
-    <w:abstractNumId w:val="19"/>
+    <w:abstractNumId w:val="20"/>
   </w:num>
   <w:num w:numId="8" w16cid:durableId="1456215749">
     <w:abstractNumId w:val="12"/>
@@ -15278,7 +16181,7 @@
     <w:abstractNumId w:val="15"/>
   </w:num>
   <w:num w:numId="10" w16cid:durableId="1057014">
-    <w:abstractNumId w:val="18"/>
+    <w:abstractNumId w:val="19"/>
   </w:num>
   <w:num w:numId="11" w16cid:durableId="202131928">
     <w:abstractNumId w:val="9"/>
@@ -15290,13 +16193,13 @@
     <w:abstractNumId w:val="17"/>
   </w:num>
   <w:num w:numId="14" w16cid:durableId="214588331">
-    <w:abstractNumId w:val="26"/>
+    <w:abstractNumId w:val="27"/>
   </w:num>
   <w:num w:numId="15" w16cid:durableId="1027487513">
-    <w:abstractNumId w:val="23"/>
+    <w:abstractNumId w:val="24"/>
   </w:num>
   <w:num w:numId="16" w16cid:durableId="625165605">
-    <w:abstractNumId w:val="22"/>
+    <w:abstractNumId w:val="23"/>
   </w:num>
   <w:num w:numId="17" w16cid:durableId="651564166">
     <w:abstractNumId w:val="3"/>
@@ -15311,13 +16214,13 @@
     <w:abstractNumId w:val="10"/>
   </w:num>
   <w:num w:numId="21" w16cid:durableId="1316254172">
-    <w:abstractNumId w:val="21"/>
+    <w:abstractNumId w:val="22"/>
   </w:num>
   <w:num w:numId="22" w16cid:durableId="544875686">
     <w:abstractNumId w:val="6"/>
   </w:num>
   <w:num w:numId="23" w16cid:durableId="1658849056">
-    <w:abstractNumId w:val="24"/>
+    <w:abstractNumId w:val="25"/>
   </w:num>
   <w:num w:numId="24" w16cid:durableId="990644804">
     <w:abstractNumId w:val="1"/>
@@ -15329,7 +16232,10 @@
     <w:abstractNumId w:val="7"/>
   </w:num>
   <w:num w:numId="27" w16cid:durableId="1279726178">
-    <w:abstractNumId w:val="20"/>
+    <w:abstractNumId w:val="21"/>
+  </w:num>
+  <w:num w:numId="28" w16cid:durableId="503282554">
+    <w:abstractNumId w:val="18"/>
   </w:num>
 </w:numbering>
 </file>
@@ -15937,6 +16843,7 @@
   <w:style w:type="character" w:default="1" w:styleId="DefaultParagraphFont">
     <w:name w:val="Default Paragraph Font"/>
     <w:uiPriority w:val="1"/>
+    <w:semiHidden/>
     <w:unhideWhenUsed/>
   </w:style>
   <w:style w:type="table" w:default="1" w:styleId="TableNormal">

--- a/Kubernetes/4-kubectl.docx
+++ b/Kubernetes/4-kubectl.docx
@@ -54,6 +54,7 @@
     </w:p>
     <w:p>
       <w:pPr>
+        <w:spacing w:after="60"/>
         <w:jc w:val="both"/>
         <w:rPr>
           <w:rFonts w:asciiTheme="majorBidi" w:hAnsiTheme="majorBidi" w:cstheme="majorBidi"/>
@@ -110,6 +111,7 @@
     </w:p>
     <w:p>
       <w:pPr>
+        <w:spacing w:after="120"/>
         <w:jc w:val="both"/>
         <w:rPr>
           <w:rFonts w:asciiTheme="majorBidi" w:hAnsiTheme="majorBidi" w:cstheme="majorBidi"/>
@@ -8988,15 +8990,7 @@
           <w:sz w:val="28"/>
           <w:szCs w:val="28"/>
         </w:rPr>
-        <w:t xml:space="preserve"> </w:t>
-      </w:r>
-      <w:r>
-        <w:rPr>
-          <w:rFonts w:asciiTheme="majorBidi" w:hAnsiTheme="majorBidi" w:cstheme="majorBidi"/>
-          <w:sz w:val="28"/>
-          <w:szCs w:val="28"/>
-        </w:rPr>
-        <w:t xml:space="preserve">→ </w:t>
+        <w:t xml:space="preserve"> → </w:t>
       </w:r>
       <w:r>
         <w:rPr>
@@ -9109,23 +9103,7 @@
           <w:sz w:val="28"/>
           <w:szCs w:val="28"/>
         </w:rPr>
-        <w:t xml:space="preserve"> </w:t>
-      </w:r>
-      <w:r>
-        <w:rPr>
-          <w:rFonts w:asciiTheme="majorBidi" w:hAnsiTheme="majorBidi" w:cstheme="majorBidi"/>
-          <w:sz w:val="28"/>
-          <w:szCs w:val="28"/>
-        </w:rPr>
-        <w:t>→</w:t>
-      </w:r>
-      <w:r>
-        <w:rPr>
-          <w:rFonts w:asciiTheme="majorBidi" w:hAnsiTheme="majorBidi" w:cstheme="majorBidi"/>
-          <w:sz w:val="28"/>
-          <w:szCs w:val="28"/>
-        </w:rPr>
-        <w:t xml:space="preserve"> </w:t>
+        <w:t xml:space="preserve"> → </w:t>
       </w:r>
       <w:r>
         <w:rPr>
@@ -9183,15 +9161,7 @@
           <w:sz w:val="28"/>
           <w:szCs w:val="28"/>
         </w:rPr>
-        <w:t xml:space="preserve"> </w:t>
-      </w:r>
-      <w:r>
-        <w:rPr>
-          <w:rFonts w:asciiTheme="majorBidi" w:hAnsiTheme="majorBidi" w:cstheme="majorBidi"/>
-          <w:sz w:val="28"/>
-          <w:szCs w:val="28"/>
-        </w:rPr>
-        <w:t xml:space="preserve">→ </w:t>
+        <w:t xml:space="preserve"> → </w:t>
       </w:r>
       <w:r>
         <w:rPr>
@@ -9299,15 +9269,7 @@
           <w:sz w:val="28"/>
           <w:szCs w:val="28"/>
         </w:rPr>
-        <w:t xml:space="preserve"> </w:t>
-      </w:r>
-      <w:r>
-        <w:rPr>
-          <w:rFonts w:asciiTheme="majorBidi" w:hAnsiTheme="majorBidi" w:cstheme="majorBidi"/>
-          <w:sz w:val="28"/>
-          <w:szCs w:val="28"/>
-        </w:rPr>
-        <w:t xml:space="preserve">→ </w:t>
+        <w:t xml:space="preserve"> → </w:t>
       </w:r>
       <w:r>
         <w:rPr>
@@ -9909,6 +9871,7 @@
     </w:p>
     <w:p>
       <w:pPr>
+        <w:spacing w:after="60"/>
         <w:jc w:val="both"/>
         <w:rPr>
           <w:rFonts w:asciiTheme="majorBidi" w:hAnsiTheme="majorBidi" w:cstheme="majorBidi"/>
@@ -9941,17 +9904,22 @@
     </w:p>
     <w:p>
       <w:pPr>
-        <w:jc w:val="both"/>
-        <w:rPr>
-          <w:rFonts w:asciiTheme="majorBidi" w:hAnsiTheme="majorBidi" w:cstheme="majorBidi"/>
-          <w:sz w:val="28"/>
-          <w:szCs w:val="28"/>
-        </w:rPr>
-      </w:pPr>
-      <w:proofErr w:type="spellStart"/>
-      <w:r>
-        <w:rPr>
-          <w:rFonts w:asciiTheme="majorBidi" w:hAnsiTheme="majorBidi" w:cstheme="majorBidi"/>
+        <w:spacing w:after="60"/>
+        <w:jc w:val="both"/>
+        <w:rPr>
+          <w:rFonts w:asciiTheme="majorBidi" w:hAnsiTheme="majorBidi" w:cstheme="majorBidi"/>
+          <w:sz w:val="28"/>
+          <w:szCs w:val="28"/>
+        </w:rPr>
+      </w:pPr>
+      <w:proofErr w:type="spellStart"/>
+      <w:r>
+        <w:rPr>
+          <w:rFonts w:asciiTheme="majorBidi" w:hAnsiTheme="majorBidi" w:cstheme="majorBidi"/>
+          <w:b/>
+          <w:bCs/>
+          <w:i/>
+          <w:iCs/>
           <w:sz w:val="28"/>
           <w:szCs w:val="28"/>
         </w:rPr>
@@ -9961,10 +9929,22 @@
       <w:r>
         <w:rPr>
           <w:rFonts w:asciiTheme="majorBidi" w:hAnsiTheme="majorBidi" w:cstheme="majorBidi"/>
-          <w:sz w:val="28"/>
-          <w:szCs w:val="28"/>
-        </w:rPr>
-        <w:t xml:space="preserve"> apply is considered a declarative command because the user specifies the desired configuration rather than issuing individual instructions. Kubernetes then automatically determines the actions needed to reach that desired state.</w:t>
+          <w:b/>
+          <w:bCs/>
+          <w:i/>
+          <w:iCs/>
+          <w:sz w:val="28"/>
+          <w:szCs w:val="28"/>
+        </w:rPr>
+        <w:t xml:space="preserve"> apply</w:t>
+      </w:r>
+      <w:r>
+        <w:rPr>
+          <w:rFonts w:asciiTheme="majorBidi" w:hAnsiTheme="majorBidi" w:cstheme="majorBidi"/>
+          <w:sz w:val="28"/>
+          <w:szCs w:val="28"/>
+        </w:rPr>
+        <w:t xml:space="preserve"> is considered a declarative command because the user specifies the desired configuration rather than issuing individual instructions. Kubernetes then automatically determines the actions needed to reach that desired state.</w:t>
       </w:r>
     </w:p>
     <w:p>
@@ -10038,6 +10018,7 @@
     </w:p>
     <w:p>
       <w:pPr>
+        <w:spacing w:after="60"/>
         <w:jc w:val="both"/>
         <w:rPr>
           <w:rFonts w:asciiTheme="majorBidi" w:hAnsiTheme="majorBidi" w:cstheme="majorBidi"/>
@@ -10081,6 +10062,10 @@
       <w:r>
         <w:rPr>
           <w:rFonts w:asciiTheme="majorBidi" w:hAnsiTheme="majorBidi" w:cstheme="majorBidi"/>
+          <w:b/>
+          <w:bCs/>
+          <w:i/>
+          <w:iCs/>
           <w:sz w:val="28"/>
           <w:szCs w:val="28"/>
         </w:rPr>
@@ -10090,14 +10075,27 @@
       <w:r>
         <w:rPr>
           <w:rFonts w:asciiTheme="majorBidi" w:hAnsiTheme="majorBidi" w:cstheme="majorBidi"/>
-          <w:sz w:val="28"/>
-          <w:szCs w:val="28"/>
-        </w:rPr>
-        <w:t xml:space="preserve"> apply is widely used in Kubernetes environments because it supports infrastructure as code practices. Configuration files can be stored in version control systems such as Git, making it easier to track changes, collaborate with teams, and maintain consistent deployments across environments.</w:t>
-      </w:r>
-    </w:p>
-    <w:p>
-      <w:pPr>
+          <w:b/>
+          <w:bCs/>
+          <w:i/>
+          <w:iCs/>
+          <w:sz w:val="28"/>
+          <w:szCs w:val="28"/>
+        </w:rPr>
+        <w:t xml:space="preserve"> apply</w:t>
+      </w:r>
+      <w:r>
+        <w:rPr>
+          <w:rFonts w:asciiTheme="majorBidi" w:hAnsiTheme="majorBidi" w:cstheme="majorBidi"/>
+          <w:sz w:val="28"/>
+          <w:szCs w:val="28"/>
+        </w:rPr>
+        <w:t xml:space="preserve"> is widely used in Kubernetes environments because it supports infrastructure as code practices. Configuration files can be stored in version control systems such as Git, making it easier to track changes, collaborate with teams, and maintain consistent deployments across environments.</w:t>
+      </w:r>
+    </w:p>
+    <w:p>
+      <w:pPr>
+        <w:spacing w:after="120"/>
         <w:jc w:val="both"/>
         <w:rPr>
           <w:rFonts w:asciiTheme="majorBidi" w:hAnsiTheme="majorBidi" w:cstheme="majorBidi"/>
@@ -10120,6 +10118,7 @@
     </w:p>
     <w:p>
       <w:pPr>
+        <w:spacing w:after="60"/>
         <w:jc w:val="both"/>
         <w:rPr>
           <w:rFonts w:asciiTheme="majorBidi" w:hAnsiTheme="majorBidi" w:cstheme="majorBidi"/>
@@ -10182,6 +10181,7 @@
     </w:p>
     <w:p>
       <w:pPr>
+        <w:spacing w:after="120"/>
         <w:jc w:val="both"/>
         <w:rPr>
           <w:rFonts w:asciiTheme="majorBidi" w:hAnsiTheme="majorBidi" w:cstheme="majorBidi"/>
@@ -10264,6 +10264,7 @@
     </w:p>
     <w:p>
       <w:pPr>
+        <w:spacing w:after="60"/>
         <w:jc w:val="both"/>
         <w:rPr>
           <w:rFonts w:asciiTheme="majorBidi" w:hAnsiTheme="majorBidi" w:cstheme="majorBidi"/>
@@ -10336,6 +10337,7 @@
     </w:p>
     <w:p>
       <w:pPr>
+        <w:spacing w:after="60"/>
         <w:jc w:val="both"/>
         <w:rPr>
           <w:rFonts w:asciiTheme="majorBidi" w:hAnsiTheme="majorBidi" w:cstheme="majorBidi"/>
@@ -10635,7 +10637,6 @@
           <w:sz w:val="28"/>
           <w:szCs w:val="28"/>
         </w:rPr>
-        <w:lastRenderedPageBreak/>
         <w:t xml:space="preserve">If the update is valid, the changes are applied immediately. If there are validation errors, </w:t>
       </w:r>
       <w:proofErr w:type="spellStart"/>
@@ -10663,6 +10664,7 @@
     </w:p>
     <w:p>
       <w:pPr>
+        <w:spacing w:after="60"/>
         <w:jc w:val="both"/>
         <w:rPr>
           <w:rFonts w:asciiTheme="majorBidi" w:hAnsiTheme="majorBidi" w:cstheme="majorBidi"/>
@@ -10680,6 +10682,7 @@
           <w:sz w:val="32"/>
           <w:szCs w:val="32"/>
         </w:rPr>
+        <w:lastRenderedPageBreak/>
         <w:t>Default Editor</w:t>
       </w:r>
       <w:r>
@@ -10695,6 +10698,7 @@
     </w:p>
     <w:p>
       <w:pPr>
+        <w:spacing w:after="120"/>
         <w:jc w:val="both"/>
         <w:rPr>
           <w:rFonts w:asciiTheme="majorBidi" w:hAnsiTheme="majorBidi" w:cstheme="majorBidi"/>
@@ -10828,6 +10832,10 @@
       <w:r>
         <w:rPr>
           <w:rFonts w:asciiTheme="majorBidi" w:hAnsiTheme="majorBidi" w:cstheme="majorBidi"/>
+          <w:b/>
+          <w:bCs/>
+          <w:i/>
+          <w:iCs/>
           <w:sz w:val="28"/>
           <w:szCs w:val="28"/>
         </w:rPr>
@@ -10837,10 +10845,22 @@
       <w:r>
         <w:rPr>
           <w:rFonts w:asciiTheme="majorBidi" w:hAnsiTheme="majorBidi" w:cstheme="majorBidi"/>
-          <w:sz w:val="28"/>
-          <w:szCs w:val="28"/>
-        </w:rPr>
-        <w:t xml:space="preserve"> edit is commonly used for quick adjustments to running resources, debugging configurations, or testing small changes. However, for production environments and version-controlled infrastructure, it is generally recommended to modify YAML manifest files and apply them using declarative methods such as </w:t>
+          <w:b/>
+          <w:bCs/>
+          <w:i/>
+          <w:iCs/>
+          <w:sz w:val="28"/>
+          <w:szCs w:val="28"/>
+        </w:rPr>
+        <w:t xml:space="preserve"> edit</w:t>
+      </w:r>
+      <w:r>
+        <w:rPr>
+          <w:rFonts w:asciiTheme="majorBidi" w:hAnsiTheme="majorBidi" w:cstheme="majorBidi"/>
+          <w:sz w:val="28"/>
+          <w:szCs w:val="28"/>
+        </w:rPr>
+        <w:t xml:space="preserve"> is commonly used for quick adjustments to running resources, debugging configurations, or testing small changes. However, for production environments and version-controlled infrastructure, it is generally recommended to modify YAML manifest files and apply them using declarative methods such as </w:t>
       </w:r>
       <w:proofErr w:type="spellStart"/>
       <w:r>
@@ -10879,6 +10899,7 @@
     </w:p>
     <w:p>
       <w:pPr>
+        <w:spacing w:after="120"/>
         <w:jc w:val="both"/>
         <w:rPr>
           <w:rFonts w:asciiTheme="majorBidi" w:hAnsiTheme="majorBidi" w:cstheme="majorBidi"/>
@@ -10901,6 +10922,7 @@
     </w:p>
     <w:p>
       <w:pPr>
+        <w:spacing w:after="60"/>
         <w:jc w:val="both"/>
         <w:rPr>
           <w:rFonts w:asciiTheme="majorBidi" w:hAnsiTheme="majorBidi" w:cstheme="majorBidi"/>
@@ -11092,6 +11114,7 @@
     </w:p>
     <w:p>
       <w:pPr>
+        <w:spacing w:after="60"/>
         <w:jc w:val="both"/>
         <w:rPr>
           <w:rFonts w:asciiTheme="majorBidi" w:hAnsiTheme="majorBidi" w:cstheme="majorBidi"/>
@@ -11114,6 +11137,7 @@
     </w:p>
     <w:p>
       <w:pPr>
+        <w:spacing w:after="120"/>
         <w:jc w:val="both"/>
         <w:rPr>
           <w:rFonts w:asciiTheme="majorBidi" w:hAnsiTheme="majorBidi" w:cstheme="majorBidi"/>
@@ -11154,28 +11178,23 @@
     </w:p>
     <w:p>
       <w:pPr>
-        <w:jc w:val="both"/>
-        <w:rPr>
-          <w:rFonts w:asciiTheme="majorBidi" w:hAnsiTheme="majorBidi" w:cstheme="majorBidi"/>
-          <w:sz w:val="28"/>
-          <w:szCs w:val="28"/>
-        </w:rPr>
-      </w:pPr>
-      <w:r>
-        <w:rPr>
-          <w:rFonts w:asciiTheme="majorBidi" w:hAnsiTheme="majorBidi" w:cstheme="majorBidi"/>
-          <w:sz w:val="28"/>
-          <w:szCs w:val="28"/>
-        </w:rPr>
-        <w:t>Example</w:t>
-      </w:r>
-      <w:r>
-        <w:rPr>
-          <w:rFonts w:asciiTheme="majorBidi" w:hAnsiTheme="majorBidi" w:cstheme="majorBidi"/>
-          <w:sz w:val="28"/>
-          <w:szCs w:val="28"/>
-        </w:rPr>
-        <w:t>:</w:t>
+        <w:spacing w:after="60"/>
+        <w:jc w:val="both"/>
+        <w:rPr>
+          <w:rFonts w:asciiTheme="majorBidi" w:hAnsiTheme="majorBidi" w:cstheme="majorBidi"/>
+          <w:sz w:val="28"/>
+          <w:szCs w:val="28"/>
+          <w:u w:val="single"/>
+        </w:rPr>
+      </w:pPr>
+      <w:r>
+        <w:rPr>
+          <w:rFonts w:asciiTheme="majorBidi" w:hAnsiTheme="majorBidi" w:cstheme="majorBidi"/>
+          <w:sz w:val="28"/>
+          <w:szCs w:val="28"/>
+          <w:u w:val="single"/>
+        </w:rPr>
+        <w:t>Example:</w:t>
       </w:r>
     </w:p>
     <w:p>
@@ -11541,6 +11560,7 @@
           <w:ilvl w:val="0"/>
           <w:numId w:val="26"/>
         </w:numPr>
+        <w:spacing w:after="120"/>
         <w:ind w:left="360"/>
         <w:jc w:val="both"/>
         <w:rPr>
@@ -11614,6 +11634,7 @@
     </w:p>
     <w:p>
       <w:pPr>
+        <w:spacing w:after="60"/>
         <w:jc w:val="both"/>
       </w:pPr>
       <w:proofErr w:type="spellStart"/>
@@ -11684,46 +11705,46 @@
           <w:sz w:val="28"/>
           <w:szCs w:val="28"/>
         </w:rPr>
+        <w:t>kubectl</w:t>
+      </w:r>
+      <w:proofErr w:type="spellEnd"/>
+      <w:r>
+        <w:rPr>
+          <w:rFonts w:asciiTheme="majorBidi" w:hAnsiTheme="majorBidi" w:cstheme="majorBidi"/>
+          <w:b/>
+          <w:bCs/>
+          <w:i/>
+          <w:iCs/>
+          <w:sz w:val="28"/>
+          <w:szCs w:val="28"/>
+        </w:rPr>
+        <w:t xml:space="preserve"> exec</w:t>
+      </w:r>
+      <w:r>
+        <w:rPr>
+          <w:rFonts w:asciiTheme="majorBidi" w:hAnsiTheme="majorBidi" w:cstheme="majorBidi"/>
+          <w:sz w:val="28"/>
+          <w:szCs w:val="28"/>
+        </w:rPr>
+        <w:t xml:space="preserve"> is a command used to run a command inside a container of a running Pod. It allows administrators and developers to interact directly with containers for debugging, inspection, and troubleshooting purposes without modifying the Pod configuration or rebuilding images.</w:t>
+      </w:r>
+    </w:p>
+    <w:p>
+      <w:pPr>
+        <w:jc w:val="both"/>
+        <w:rPr>
+          <w:rFonts w:asciiTheme="majorBidi" w:hAnsiTheme="majorBidi" w:cstheme="majorBidi"/>
+          <w:sz w:val="28"/>
+          <w:szCs w:val="28"/>
+        </w:rPr>
+      </w:pPr>
+      <w:r>
+        <w:rPr>
+          <w:rFonts w:asciiTheme="majorBidi" w:hAnsiTheme="majorBidi" w:cstheme="majorBidi"/>
+          <w:sz w:val="28"/>
+          <w:szCs w:val="28"/>
+        </w:rPr>
         <w:lastRenderedPageBreak/>
-        <w:t>kubectl</w:t>
-      </w:r>
-      <w:proofErr w:type="spellEnd"/>
-      <w:r>
-        <w:rPr>
-          <w:rFonts w:asciiTheme="majorBidi" w:hAnsiTheme="majorBidi" w:cstheme="majorBidi"/>
-          <w:b/>
-          <w:bCs/>
-          <w:i/>
-          <w:iCs/>
-          <w:sz w:val="28"/>
-          <w:szCs w:val="28"/>
-        </w:rPr>
-        <w:t xml:space="preserve"> exec</w:t>
-      </w:r>
-      <w:r>
-        <w:rPr>
-          <w:rFonts w:asciiTheme="majorBidi" w:hAnsiTheme="majorBidi" w:cstheme="majorBidi"/>
-          <w:sz w:val="28"/>
-          <w:szCs w:val="28"/>
-        </w:rPr>
-        <w:t xml:space="preserve"> is a command used to run a command inside a container of a running Pod. It allows administrators and developers to interact directly with containers for debugging, inspection, and troubleshooting purposes without modifying the Pod configuration or rebuilding images.</w:t>
-      </w:r>
-    </w:p>
-    <w:p>
-      <w:pPr>
-        <w:jc w:val="both"/>
-        <w:rPr>
-          <w:rFonts w:asciiTheme="majorBidi" w:hAnsiTheme="majorBidi" w:cstheme="majorBidi"/>
-          <w:sz w:val="28"/>
-          <w:szCs w:val="28"/>
-        </w:rPr>
-      </w:pPr>
-      <w:r>
-        <w:rPr>
-          <w:rFonts w:asciiTheme="majorBidi" w:hAnsiTheme="majorBidi" w:cstheme="majorBidi"/>
-          <w:sz w:val="28"/>
-          <w:szCs w:val="28"/>
-        </w:rPr>
         <w:t xml:space="preserve">When </w:t>
       </w:r>
       <w:proofErr w:type="spellStart"/>
@@ -11980,6 +12001,10 @@
       <w:r>
         <w:rPr>
           <w:rFonts w:asciiTheme="majorBidi" w:hAnsiTheme="majorBidi" w:cstheme="majorBidi"/>
+          <w:b/>
+          <w:bCs/>
+          <w:i/>
+          <w:iCs/>
           <w:sz w:val="28"/>
           <w:szCs w:val="28"/>
         </w:rPr>
@@ -11989,6 +12014,10 @@
       <w:r>
         <w:rPr>
           <w:rFonts w:asciiTheme="majorBidi" w:hAnsiTheme="majorBidi" w:cstheme="majorBidi"/>
+          <w:b/>
+          <w:bCs/>
+          <w:i/>
+          <w:iCs/>
           <w:sz w:val="28"/>
           <w:szCs w:val="28"/>
         </w:rPr>
@@ -11998,6 +12027,10 @@
       <w:r>
         <w:rPr>
           <w:rFonts w:asciiTheme="majorBidi" w:hAnsiTheme="majorBidi" w:cstheme="majorBidi"/>
+          <w:b/>
+          <w:bCs/>
+          <w:i/>
+          <w:iCs/>
           <w:sz w:val="28"/>
           <w:szCs w:val="28"/>
         </w:rPr>
@@ -12242,6 +12275,10 @@
       <w:r>
         <w:rPr>
           <w:rFonts w:asciiTheme="majorBidi" w:hAnsiTheme="majorBidi" w:cstheme="majorBidi"/>
+          <w:b/>
+          <w:bCs/>
+          <w:i/>
+          <w:iCs/>
           <w:sz w:val="28"/>
           <w:szCs w:val="28"/>
         </w:rPr>
@@ -12251,10 +12288,34 @@
       <w:r>
         <w:rPr>
           <w:rFonts w:asciiTheme="majorBidi" w:hAnsiTheme="majorBidi" w:cstheme="majorBidi"/>
-          <w:sz w:val="28"/>
-          <w:szCs w:val="28"/>
-        </w:rPr>
-        <w:t xml:space="preserve"> exec -it nginx-pod -n production -- env</w:t>
+          <w:b/>
+          <w:bCs/>
+          <w:i/>
+          <w:iCs/>
+          <w:sz w:val="28"/>
+          <w:szCs w:val="28"/>
+        </w:rPr>
+        <w:t xml:space="preserve"> exec -it nginx-pod -n production --</w:t>
+      </w:r>
+      <w:r>
+        <w:rPr>
+          <w:rFonts w:asciiTheme="majorBidi" w:hAnsiTheme="majorBidi" w:cstheme="majorBidi"/>
+          <w:sz w:val="28"/>
+          <w:szCs w:val="28"/>
+        </w:rPr>
+        <w:t xml:space="preserve"> </w:t>
+      </w:r>
+      <w:r>
+        <w:rPr>
+          <w:rFonts w:asciiTheme="majorBidi" w:hAnsiTheme="majorBidi" w:cstheme="majorBidi"/>
+          <w:b/>
+          <w:bCs/>
+          <w:i/>
+          <w:iCs/>
+          <w:sz w:val="28"/>
+          <w:szCs w:val="28"/>
+        </w:rPr>
+        <w:t>env</w:t>
       </w:r>
       <w:r>
         <w:rPr>

--- a/Kubernetes/4-kubectl.docx
+++ b/Kubernetes/4-kubectl.docx
@@ -4,6 +4,7 @@
   <w:body>
     <w:p>
       <w:pPr>
+        <w:spacing w:after="100"/>
         <w:jc w:val="both"/>
         <w:rPr>
           <w:rFonts w:asciiTheme="majorBidi" w:hAnsiTheme="majorBidi" w:cstheme="majorBidi"/>
@@ -111,7 +112,7 @@
     </w:p>
     <w:p>
       <w:pPr>
-        <w:spacing w:after="120"/>
+        <w:spacing w:after="100"/>
         <w:jc w:val="both"/>
         <w:rPr>
           <w:rFonts w:asciiTheme="majorBidi" w:hAnsiTheme="majorBidi" w:cstheme="majorBidi"/>
@@ -507,6 +508,10 @@
       <w:r>
         <w:rPr>
           <w:rFonts w:asciiTheme="majorBidi" w:hAnsiTheme="majorBidi" w:cstheme="majorBidi"/>
+          <w:b/>
+          <w:bCs/>
+          <w:i/>
+          <w:iCs/>
           <w:sz w:val="28"/>
           <w:szCs w:val="28"/>
         </w:rPr>
@@ -662,6 +667,7 @@
     </w:p>
     <w:p>
       <w:pPr>
+        <w:spacing w:after="100"/>
         <w:jc w:val="both"/>
         <w:rPr>
           <w:rFonts w:asciiTheme="majorBidi" w:hAnsiTheme="majorBidi" w:cstheme="majorBidi"/>
@@ -716,6 +722,7 @@
     </w:p>
     <w:p>
       <w:pPr>
+        <w:spacing w:after="80"/>
         <w:jc w:val="both"/>
         <w:rPr>
           <w:rFonts w:asciiTheme="majorBidi" w:hAnsiTheme="majorBidi" w:cstheme="majorBidi"/>
@@ -772,6 +779,7 @@
     </w:p>
     <w:p>
       <w:pPr>
+        <w:spacing w:after="60"/>
         <w:jc w:val="both"/>
         <w:rPr>
           <w:rFonts w:asciiTheme="majorBidi" w:hAnsiTheme="majorBidi" w:cstheme="majorBidi"/>
@@ -808,6 +816,7 @@
     </w:p>
     <w:p>
       <w:pPr>
+        <w:spacing w:after="60"/>
         <w:jc w:val="both"/>
         <w:rPr>
           <w:rFonts w:asciiTheme="majorBidi" w:hAnsiTheme="majorBidi" w:cstheme="majorBidi"/>
@@ -844,24 +853,6 @@
           <w:szCs w:val="28"/>
         </w:rPr>
         <w:t xml:space="preserve"> [command] [TYPE] [NAME] [flags]</w:t>
-      </w:r>
-    </w:p>
-    <w:p>
-      <w:pPr>
-        <w:jc w:val="both"/>
-        <w:rPr>
-          <w:rFonts w:asciiTheme="majorBidi" w:hAnsiTheme="majorBidi" w:cstheme="majorBidi"/>
-          <w:sz w:val="28"/>
-          <w:szCs w:val="28"/>
-        </w:rPr>
-      </w:pPr>
-      <w:r>
-        <w:rPr>
-          <w:rFonts w:asciiTheme="majorBidi" w:hAnsiTheme="majorBidi" w:cstheme="majorBidi"/>
-          <w:sz w:val="28"/>
-          <w:szCs w:val="28"/>
-        </w:rPr>
-        <w:t>Each part of this structure has a specific purpose.</w:t>
       </w:r>
     </w:p>
     <w:p>
@@ -889,7 +880,6 @@
           <w:sz w:val="28"/>
           <w:szCs w:val="28"/>
         </w:rPr>
-        <w:lastRenderedPageBreak/>
         <w:t>command</w:t>
       </w:r>
       <w:r>
@@ -918,6 +908,7 @@
           <w:sz w:val="28"/>
           <w:szCs w:val="28"/>
         </w:rPr>
+        <w:lastRenderedPageBreak/>
         <w:t xml:space="preserve">specifies the action you want to perform. Common commands include </w:t>
       </w:r>
       <w:r>
@@ -1162,10 +1153,6 @@
     <w:p>
       <w:pPr>
         <w:pStyle w:val="ListParagraph"/>
-        <w:numPr>
-          <w:ilvl w:val="0"/>
-          <w:numId w:val="3"/>
-        </w:numPr>
         <w:ind w:left="360"/>
         <w:jc w:val="both"/>
         <w:rPr>
@@ -1843,40 +1830,136 @@
     </w:p>
     <w:p>
       <w:pPr>
+        <w:spacing w:after="80"/>
+        <w:jc w:val="both"/>
+        <w:rPr>
+          <w:rFonts w:asciiTheme="majorBidi" w:hAnsiTheme="majorBidi" w:cstheme="majorBidi"/>
+          <w:b/>
+          <w:bCs/>
+          <w:sz w:val="28"/>
+          <w:szCs w:val="28"/>
+        </w:rPr>
+      </w:pPr>
+      <w:r>
+        <w:rPr>
+          <w:rFonts w:asciiTheme="majorBidi" w:hAnsiTheme="majorBidi" w:cstheme="majorBidi"/>
+          <w:b/>
+          <w:bCs/>
+          <w:sz w:val="28"/>
+          <w:szCs w:val="28"/>
+        </w:rPr>
+        <w:t>Syntax</w:t>
+      </w:r>
+      <w:r>
+        <w:rPr>
+          <w:rFonts w:asciiTheme="majorBidi" w:hAnsiTheme="majorBidi" w:cstheme="majorBidi"/>
+          <w:b/>
+          <w:bCs/>
+          <w:sz w:val="28"/>
+          <w:szCs w:val="28"/>
+        </w:rPr>
+        <w:t>:</w:t>
+      </w:r>
+    </w:p>
+    <w:p>
+      <w:pPr>
         <w:spacing w:after="120"/>
         <w:jc w:val="both"/>
         <w:rPr>
           <w:rFonts w:asciiTheme="majorBidi" w:hAnsiTheme="majorBidi" w:cstheme="majorBidi"/>
           <w:b/>
           <w:bCs/>
-          <w:sz w:val="28"/>
-          <w:szCs w:val="28"/>
-        </w:rPr>
-      </w:pPr>
-      <w:r>
-        <w:rPr>
-          <w:rFonts w:asciiTheme="majorBidi" w:hAnsiTheme="majorBidi" w:cstheme="majorBidi"/>
-          <w:b/>
-          <w:bCs/>
-          <w:sz w:val="28"/>
-          <w:szCs w:val="28"/>
-        </w:rPr>
-        <w:t>Syntax</w:t>
-      </w:r>
-      <w:r>
-        <w:rPr>
-          <w:rFonts w:asciiTheme="majorBidi" w:hAnsiTheme="majorBidi" w:cstheme="majorBidi"/>
-          <w:b/>
-          <w:bCs/>
-          <w:sz w:val="28"/>
-          <w:szCs w:val="28"/>
+          <w:i/>
+          <w:iCs/>
+          <w:sz w:val="28"/>
+          <w:szCs w:val="28"/>
+        </w:rPr>
+      </w:pPr>
+      <w:proofErr w:type="spellStart"/>
+      <w:r>
+        <w:rPr>
+          <w:rFonts w:asciiTheme="majorBidi" w:hAnsiTheme="majorBidi" w:cstheme="majorBidi"/>
+          <w:b/>
+          <w:bCs/>
+          <w:i/>
+          <w:iCs/>
+          <w:sz w:val="28"/>
+          <w:szCs w:val="28"/>
+        </w:rPr>
+        <w:t>kubectl</w:t>
+      </w:r>
+      <w:proofErr w:type="spellEnd"/>
+      <w:r>
+        <w:rPr>
+          <w:rFonts w:asciiTheme="majorBidi" w:hAnsiTheme="majorBidi" w:cstheme="majorBidi"/>
+          <w:b/>
+          <w:bCs/>
+          <w:i/>
+          <w:iCs/>
+          <w:sz w:val="28"/>
+          <w:szCs w:val="28"/>
+        </w:rPr>
+        <w:t xml:space="preserve"> --</w:t>
+      </w:r>
+      <w:proofErr w:type="spellStart"/>
+      <w:r>
+        <w:rPr>
+          <w:rFonts w:asciiTheme="majorBidi" w:hAnsiTheme="majorBidi" w:cstheme="majorBidi"/>
+          <w:b/>
+          <w:bCs/>
+          <w:i/>
+          <w:iCs/>
+          <w:sz w:val="28"/>
+          <w:szCs w:val="28"/>
+        </w:rPr>
+        <w:t>kubeconfig</w:t>
+      </w:r>
+      <w:proofErr w:type="spellEnd"/>
+      <w:r>
+        <w:rPr>
+          <w:rFonts w:asciiTheme="majorBidi" w:hAnsiTheme="majorBidi" w:cstheme="majorBidi"/>
+          <w:b/>
+          <w:bCs/>
+          <w:i/>
+          <w:iCs/>
+          <w:sz w:val="28"/>
+          <w:szCs w:val="28"/>
+        </w:rPr>
+        <w:t>=&lt;path-to-config-file&gt; COMMAND</w:t>
+      </w:r>
+    </w:p>
+    <w:p>
+      <w:pPr>
+        <w:spacing w:after="80"/>
+        <w:jc w:val="both"/>
+        <w:rPr>
+          <w:rFonts w:asciiTheme="majorBidi" w:hAnsiTheme="majorBidi" w:cstheme="majorBidi"/>
+          <w:sz w:val="28"/>
+          <w:szCs w:val="28"/>
+          <w:u w:val="single"/>
+        </w:rPr>
+      </w:pPr>
+      <w:r>
+        <w:rPr>
+          <w:rFonts w:asciiTheme="majorBidi" w:hAnsiTheme="majorBidi" w:cstheme="majorBidi"/>
+          <w:sz w:val="28"/>
+          <w:szCs w:val="28"/>
+          <w:u w:val="single"/>
+        </w:rPr>
+        <w:t>Example</w:t>
+      </w:r>
+      <w:r>
+        <w:rPr>
+          <w:rFonts w:asciiTheme="majorBidi" w:hAnsiTheme="majorBidi" w:cstheme="majorBidi"/>
+          <w:sz w:val="28"/>
+          <w:szCs w:val="28"/>
+          <w:u w:val="single"/>
         </w:rPr>
         <w:t>:</w:t>
       </w:r>
     </w:p>
     <w:p>
       <w:pPr>
-        <w:spacing w:after="120"/>
         <w:jc w:val="both"/>
         <w:rPr>
           <w:rFonts w:asciiTheme="majorBidi" w:hAnsiTheme="majorBidi" w:cstheme="majorBidi"/>
@@ -1938,102 +2021,6 @@
           <w:sz w:val="28"/>
           <w:szCs w:val="28"/>
         </w:rPr>
-        <w:t>=&lt;path-to-config-file&gt; COMMAND</w:t>
-      </w:r>
-    </w:p>
-    <w:p>
-      <w:pPr>
-        <w:spacing w:after="120"/>
-        <w:jc w:val="both"/>
-        <w:rPr>
-          <w:rFonts w:asciiTheme="majorBidi" w:hAnsiTheme="majorBidi" w:cstheme="majorBidi"/>
-          <w:sz w:val="28"/>
-          <w:szCs w:val="28"/>
-          <w:u w:val="single"/>
-        </w:rPr>
-      </w:pPr>
-      <w:r>
-        <w:rPr>
-          <w:rFonts w:asciiTheme="majorBidi" w:hAnsiTheme="majorBidi" w:cstheme="majorBidi"/>
-          <w:sz w:val="28"/>
-          <w:szCs w:val="28"/>
-          <w:u w:val="single"/>
-        </w:rPr>
-        <w:t>Example</w:t>
-      </w:r>
-      <w:r>
-        <w:rPr>
-          <w:rFonts w:asciiTheme="majorBidi" w:hAnsiTheme="majorBidi" w:cstheme="majorBidi"/>
-          <w:sz w:val="28"/>
-          <w:szCs w:val="28"/>
-          <w:u w:val="single"/>
-        </w:rPr>
-        <w:t>:</w:t>
-      </w:r>
-    </w:p>
-    <w:p>
-      <w:pPr>
-        <w:jc w:val="both"/>
-        <w:rPr>
-          <w:rFonts w:asciiTheme="majorBidi" w:hAnsiTheme="majorBidi" w:cstheme="majorBidi"/>
-          <w:b/>
-          <w:bCs/>
-          <w:i/>
-          <w:iCs/>
-          <w:sz w:val="28"/>
-          <w:szCs w:val="28"/>
-        </w:rPr>
-      </w:pPr>
-      <w:proofErr w:type="spellStart"/>
-      <w:r>
-        <w:rPr>
-          <w:rFonts w:asciiTheme="majorBidi" w:hAnsiTheme="majorBidi" w:cstheme="majorBidi"/>
-          <w:b/>
-          <w:bCs/>
-          <w:i/>
-          <w:iCs/>
-          <w:sz w:val="28"/>
-          <w:szCs w:val="28"/>
-        </w:rPr>
-        <w:t>kubectl</w:t>
-      </w:r>
-      <w:proofErr w:type="spellEnd"/>
-      <w:r>
-        <w:rPr>
-          <w:rFonts w:asciiTheme="majorBidi" w:hAnsiTheme="majorBidi" w:cstheme="majorBidi"/>
-          <w:b/>
-          <w:bCs/>
-          <w:i/>
-          <w:iCs/>
-          <w:sz w:val="28"/>
-          <w:szCs w:val="28"/>
-        </w:rPr>
-        <w:t xml:space="preserve"> --</w:t>
-      </w:r>
-      <w:proofErr w:type="spellStart"/>
-      <w:r>
-        <w:rPr>
-          <w:rFonts w:asciiTheme="majorBidi" w:hAnsiTheme="majorBidi" w:cstheme="majorBidi"/>
-          <w:b/>
-          <w:bCs/>
-          <w:i/>
-          <w:iCs/>
-          <w:sz w:val="28"/>
-          <w:szCs w:val="28"/>
-        </w:rPr>
-        <w:t>kubeconfig</w:t>
-      </w:r>
-      <w:proofErr w:type="spellEnd"/>
-      <w:r>
-        <w:rPr>
-          <w:rFonts w:asciiTheme="majorBidi" w:hAnsiTheme="majorBidi" w:cstheme="majorBidi"/>
-          <w:b/>
-          <w:bCs/>
-          <w:i/>
-          <w:iCs/>
-          <w:sz w:val="28"/>
-          <w:szCs w:val="28"/>
-        </w:rPr>
         <w:t>=/home/user/dev-cluster-config get pods</w:t>
       </w:r>
     </w:p>
@@ -2047,17 +2034,15 @@
           <w:bCs/>
           <w:sz w:val="28"/>
           <w:szCs w:val="28"/>
-          <w:u w:val="single"/>
-        </w:rPr>
-      </w:pPr>
-      <w:r>
-        <w:rPr>
-          <w:rFonts w:asciiTheme="majorBidi" w:hAnsiTheme="majorBidi" w:cstheme="majorBidi"/>
-          <w:b/>
-          <w:bCs/>
-          <w:sz w:val="28"/>
-          <w:szCs w:val="28"/>
-          <w:u w:val="single"/>
+        </w:rPr>
+      </w:pPr>
+      <w:r>
+        <w:rPr>
+          <w:rFonts w:asciiTheme="majorBidi" w:hAnsiTheme="majorBidi" w:cstheme="majorBidi"/>
+          <w:b/>
+          <w:bCs/>
+          <w:sz w:val="28"/>
+          <w:szCs w:val="28"/>
         </w:rPr>
         <w:t>Purpose</w:t>
       </w:r>
@@ -2068,7 +2053,6 @@
           <w:bCs/>
           <w:sz w:val="28"/>
           <w:szCs w:val="28"/>
-          <w:u w:val="single"/>
         </w:rPr>
         <w:t>:</w:t>
       </w:r>
@@ -2203,8 +2187,78 @@
           <w:sz w:val="28"/>
           <w:szCs w:val="28"/>
         </w:rPr>
+        <w:t xml:space="preserve">The </w:t>
+      </w:r>
+      <w:proofErr w:type="spellStart"/>
+      <w:r>
+        <w:rPr>
+          <w:rFonts w:asciiTheme="majorBidi" w:hAnsiTheme="majorBidi" w:cstheme="majorBidi"/>
+          <w:sz w:val="28"/>
+          <w:szCs w:val="28"/>
+        </w:rPr>
+        <w:t>kubeconfig</w:t>
+      </w:r>
+      <w:proofErr w:type="spellEnd"/>
+      <w:r>
+        <w:rPr>
+          <w:rFonts w:asciiTheme="majorBidi" w:hAnsiTheme="majorBidi" w:cstheme="majorBidi"/>
+          <w:sz w:val="28"/>
+          <w:szCs w:val="28"/>
+        </w:rPr>
+        <w:t xml:space="preserve"> file is stored in a custom location</w:t>
+      </w:r>
+    </w:p>
+    <w:p>
+      <w:pPr>
+        <w:spacing w:after="120"/>
+        <w:jc w:val="both"/>
+        <w:rPr>
+          <w:rFonts w:asciiTheme="majorBidi" w:hAnsiTheme="majorBidi" w:cstheme="majorBidi"/>
+          <w:b/>
+          <w:bCs/>
+          <w:sz w:val="28"/>
+          <w:szCs w:val="28"/>
+        </w:rPr>
+      </w:pPr>
+      <w:r>
+        <w:rPr>
+          <w:rFonts w:asciiTheme="majorBidi" w:hAnsiTheme="majorBidi" w:cstheme="majorBidi"/>
+          <w:b/>
+          <w:bCs/>
+          <w:sz w:val="28"/>
+          <w:szCs w:val="28"/>
+        </w:rPr>
         <w:lastRenderedPageBreak/>
-        <w:t xml:space="preserve">The </w:t>
+        <w:t>Relationship with Contexts</w:t>
+      </w:r>
+      <w:r>
+        <w:rPr>
+          <w:rFonts w:asciiTheme="majorBidi" w:hAnsiTheme="majorBidi" w:cstheme="majorBidi"/>
+          <w:b/>
+          <w:bCs/>
+          <w:sz w:val="28"/>
+          <w:szCs w:val="28"/>
+        </w:rPr>
+        <w:t>:</w:t>
+      </w:r>
+    </w:p>
+    <w:p>
+      <w:pPr>
+        <w:spacing w:after="120"/>
+        <w:jc w:val="both"/>
+        <w:rPr>
+          <w:rFonts w:asciiTheme="majorBidi" w:hAnsiTheme="majorBidi" w:cstheme="majorBidi"/>
+          <w:sz w:val="28"/>
+          <w:szCs w:val="28"/>
+        </w:rPr>
+      </w:pPr>
+      <w:r>
+        <w:rPr>
+          <w:rFonts w:asciiTheme="majorBidi" w:hAnsiTheme="majorBidi" w:cstheme="majorBidi"/>
+          <w:sz w:val="28"/>
+          <w:szCs w:val="28"/>
+        </w:rPr>
+        <w:t xml:space="preserve">A </w:t>
       </w:r>
       <w:proofErr w:type="spellStart"/>
       <w:r>
@@ -2222,64 +2276,28 @@
           <w:sz w:val="28"/>
           <w:szCs w:val="28"/>
         </w:rPr>
-        <w:t xml:space="preserve"> file is stored in a custom location</w:t>
-      </w:r>
-    </w:p>
-    <w:p>
-      <w:pPr>
-        <w:spacing w:after="120"/>
-        <w:jc w:val="both"/>
-        <w:rPr>
-          <w:rFonts w:asciiTheme="majorBidi" w:hAnsiTheme="majorBidi" w:cstheme="majorBidi"/>
-          <w:b/>
-          <w:bCs/>
-          <w:sz w:val="28"/>
-          <w:szCs w:val="28"/>
-        </w:rPr>
-      </w:pPr>
-      <w:r>
-        <w:rPr>
-          <w:rFonts w:asciiTheme="majorBidi" w:hAnsiTheme="majorBidi" w:cstheme="majorBidi"/>
-          <w:b/>
-          <w:bCs/>
-          <w:sz w:val="28"/>
-          <w:szCs w:val="28"/>
-        </w:rPr>
-        <w:t>Relationship with Contexts</w:t>
-      </w:r>
-      <w:r>
-        <w:rPr>
-          <w:rFonts w:asciiTheme="majorBidi" w:hAnsiTheme="majorBidi" w:cstheme="majorBidi"/>
-          <w:b/>
-          <w:bCs/>
-          <w:sz w:val="28"/>
-          <w:szCs w:val="28"/>
-        </w:rPr>
-        <w:t>:</w:t>
-      </w:r>
-    </w:p>
-    <w:p>
-      <w:pPr>
-        <w:spacing w:after="120"/>
-        <w:jc w:val="both"/>
-        <w:rPr>
-          <w:rFonts w:asciiTheme="majorBidi" w:hAnsiTheme="majorBidi" w:cstheme="majorBidi"/>
-          <w:sz w:val="28"/>
-          <w:szCs w:val="28"/>
-        </w:rPr>
-      </w:pPr>
-      <w:r>
-        <w:rPr>
-          <w:rFonts w:asciiTheme="majorBidi" w:hAnsiTheme="majorBidi" w:cstheme="majorBidi"/>
-          <w:sz w:val="28"/>
-          <w:szCs w:val="28"/>
-        </w:rPr>
-        <w:t xml:space="preserve">A </w:t>
-      </w:r>
-      <w:proofErr w:type="spellStart"/>
-      <w:r>
-        <w:rPr>
-          <w:rFonts w:asciiTheme="majorBidi" w:hAnsiTheme="majorBidi" w:cstheme="majorBidi"/>
+        <w:t xml:space="preserve"> file may contain multiple contexts, each representing a specific combination of cluster, user, and namespace. When </w:t>
+      </w:r>
+      <w:r>
+        <w:rPr>
+          <w:rFonts w:asciiTheme="majorBidi" w:hAnsiTheme="majorBidi" w:cstheme="majorBidi"/>
+          <w:b/>
+          <w:bCs/>
+          <w:i/>
+          <w:iCs/>
+          <w:sz w:val="28"/>
+          <w:szCs w:val="28"/>
+        </w:rPr>
+        <w:t>--</w:t>
+      </w:r>
+      <w:proofErr w:type="spellStart"/>
+      <w:r>
+        <w:rPr>
+          <w:rFonts w:asciiTheme="majorBidi" w:hAnsiTheme="majorBidi" w:cstheme="majorBidi"/>
+          <w:b/>
+          <w:bCs/>
+          <w:i/>
+          <w:iCs/>
           <w:sz w:val="28"/>
           <w:szCs w:val="28"/>
         </w:rPr>
@@ -2292,30 +2310,16 @@
           <w:sz w:val="28"/>
           <w:szCs w:val="28"/>
         </w:rPr>
-        <w:t xml:space="preserve"> file may contain multiple contexts, each representing a specific combination of cluster, user, and namespace. When --</w:t>
-      </w:r>
-      <w:proofErr w:type="spellStart"/>
-      <w:r>
-        <w:rPr>
-          <w:rFonts w:asciiTheme="majorBidi" w:hAnsiTheme="majorBidi" w:cstheme="majorBidi"/>
-          <w:sz w:val="28"/>
-          <w:szCs w:val="28"/>
-        </w:rPr>
-        <w:t>kubeconfig</w:t>
-      </w:r>
-      <w:proofErr w:type="spellEnd"/>
-      <w:r>
-        <w:rPr>
-          <w:rFonts w:asciiTheme="majorBidi" w:hAnsiTheme="majorBidi" w:cstheme="majorBidi"/>
-          <w:sz w:val="28"/>
-          <w:szCs w:val="28"/>
-        </w:rPr>
         <w:t xml:space="preserve"> is used, </w:t>
       </w:r>
       <w:proofErr w:type="spellStart"/>
       <w:r>
         <w:rPr>
           <w:rFonts w:asciiTheme="majorBidi" w:hAnsiTheme="majorBidi" w:cstheme="majorBidi"/>
+          <w:b/>
+          <w:bCs/>
+          <w:i/>
+          <w:iCs/>
           <w:sz w:val="28"/>
           <w:szCs w:val="28"/>
         </w:rPr>
@@ -2815,6 +2819,10 @@
       <w:r>
         <w:rPr>
           <w:rFonts w:asciiTheme="majorBidi" w:hAnsiTheme="majorBidi" w:cstheme="majorBidi"/>
+          <w:b/>
+          <w:bCs/>
+          <w:i/>
+          <w:iCs/>
           <w:sz w:val="28"/>
           <w:szCs w:val="28"/>
         </w:rPr>
@@ -3205,19 +3213,22 @@
           <w:rFonts w:asciiTheme="majorBidi" w:hAnsiTheme="majorBidi" w:cstheme="majorBidi"/>
           <w:sz w:val="28"/>
           <w:szCs w:val="28"/>
-        </w:rPr>
-      </w:pPr>
-      <w:r>
-        <w:rPr>
-          <w:rFonts w:asciiTheme="majorBidi" w:hAnsiTheme="majorBidi" w:cstheme="majorBidi"/>
-          <w:sz w:val="28"/>
-          <w:szCs w:val="28"/>
+          <w:u w:val="single"/>
+        </w:rPr>
+      </w:pPr>
+      <w:r>
+        <w:rPr>
+          <w:rFonts w:asciiTheme="majorBidi" w:hAnsiTheme="majorBidi" w:cstheme="majorBidi"/>
+          <w:sz w:val="28"/>
+          <w:szCs w:val="28"/>
+          <w:u w:val="single"/>
         </w:rPr>
         <w:t>Example:</w:t>
       </w:r>
     </w:p>
     <w:p>
       <w:pPr>
+        <w:spacing w:after="80"/>
         <w:jc w:val="both"/>
         <w:rPr>
           <w:rFonts w:asciiTheme="majorBidi" w:hAnsiTheme="majorBidi" w:cstheme="majorBidi"/>
@@ -3316,6 +3327,10 @@
       <w:r>
         <w:rPr>
           <w:rFonts w:asciiTheme="majorBidi" w:hAnsiTheme="majorBidi" w:cstheme="majorBidi"/>
+          <w:b/>
+          <w:bCs/>
+          <w:i/>
+          <w:iCs/>
           <w:sz w:val="28"/>
           <w:szCs w:val="28"/>
         </w:rPr>
@@ -3325,19 +3340,22 @@
       <w:r>
         <w:rPr>
           <w:rFonts w:asciiTheme="majorBidi" w:hAnsiTheme="majorBidi" w:cstheme="majorBidi"/>
-          <w:sz w:val="28"/>
-          <w:szCs w:val="28"/>
-        </w:rPr>
-        <w:t xml:space="preserve"> config command is essential when working with multiple clusters or environments, such as development, testing, and production clusters. It allows users to manage connection </w:t>
-      </w:r>
-      <w:r>
-        <w:rPr>
-          <w:rFonts w:asciiTheme="majorBidi" w:hAnsiTheme="majorBidi" w:cstheme="majorBidi"/>
-          <w:sz w:val="28"/>
-          <w:szCs w:val="28"/>
-        </w:rPr>
-        <w:lastRenderedPageBreak/>
-        <w:t xml:space="preserve">settings, switch between clusters safely, and ensure that </w:t>
+          <w:b/>
+          <w:bCs/>
+          <w:i/>
+          <w:iCs/>
+          <w:sz w:val="28"/>
+          <w:szCs w:val="28"/>
+        </w:rPr>
+        <w:t xml:space="preserve"> config</w:t>
+      </w:r>
+      <w:r>
+        <w:rPr>
+          <w:rFonts w:asciiTheme="majorBidi" w:hAnsiTheme="majorBidi" w:cstheme="majorBidi"/>
+          <w:sz w:val="28"/>
+          <w:szCs w:val="28"/>
+        </w:rPr>
+        <w:t xml:space="preserve"> command is essential when working with multiple clusters or environments, such as development, testing, and production clusters. It allows users to manage connection settings, switch between clusters safely, and ensure that </w:t>
       </w:r>
       <w:proofErr w:type="spellStart"/>
       <w:r>
@@ -3381,6 +3399,7 @@
           <w:sz w:val="36"/>
           <w:szCs w:val="36"/>
         </w:rPr>
+        <w:lastRenderedPageBreak/>
         <w:t>kubectl</w:t>
       </w:r>
       <w:proofErr w:type="spellEnd"/>
@@ -3981,440 +4000,29 @@
         <w:jc w:val="both"/>
         <w:rPr>
           <w:rFonts w:asciiTheme="majorBidi" w:hAnsiTheme="majorBidi" w:cstheme="majorBidi"/>
-          <w:sz w:val="28"/>
-          <w:szCs w:val="28"/>
-        </w:rPr>
-      </w:pPr>
-      <w:r>
-        <w:rPr>
-          <w:rFonts w:asciiTheme="majorBidi" w:hAnsiTheme="majorBidi" w:cstheme="majorBidi"/>
-          <w:sz w:val="28"/>
-          <w:szCs w:val="28"/>
-        </w:rPr>
-        <w:t>Example Output</w:t>
-      </w:r>
-    </w:p>
-    <w:p>
-      <w:pPr>
-        <w:pStyle w:val="ListParagraph"/>
-        <w:ind w:left="360"/>
-        <w:jc w:val="both"/>
-        <w:rPr>
-          <w:rFonts w:asciiTheme="majorBidi" w:hAnsiTheme="majorBidi" w:cstheme="majorBidi"/>
-          <w:sz w:val="28"/>
-          <w:szCs w:val="28"/>
-        </w:rPr>
-      </w:pPr>
-      <w:r>
-        <w:rPr>
-          <w:rFonts w:asciiTheme="majorBidi" w:hAnsiTheme="majorBidi" w:cstheme="majorBidi"/>
-          <w:noProof/>
-          <w:sz w:val="28"/>
-          <w:szCs w:val="28"/>
-        </w:rPr>
-        <mc:AlternateContent>
-          <mc:Choice Requires="wps">
-            <w:drawing>
-              <wp:anchor distT="0" distB="0" distL="114300" distR="114300" simplePos="0" relativeHeight="251659264" behindDoc="0" locked="0" layoutInCell="1" allowOverlap="1" wp14:anchorId="1262ABF6" wp14:editId="6DD1A0DD">
-                <wp:simplePos x="0" y="0"/>
-                <wp:positionH relativeFrom="column">
-                  <wp:posOffset>213360</wp:posOffset>
-                </wp:positionH>
-                <wp:positionV relativeFrom="paragraph">
-                  <wp:posOffset>56515</wp:posOffset>
-                </wp:positionV>
-                <wp:extent cx="5486400" cy="1569720"/>
-                <wp:effectExtent l="0" t="0" r="19050" b="11430"/>
-                <wp:wrapNone/>
-                <wp:docPr id="1244568144" name="Rectangle 1"/>
-                <wp:cNvGraphicFramePr/>
-                <a:graphic xmlns:a="http://schemas.openxmlformats.org/drawingml/2006/main">
-                  <a:graphicData uri="http://schemas.microsoft.com/office/word/2010/wordprocessingShape">
-                    <wps:wsp>
-                      <wps:cNvSpPr/>
-                      <wps:spPr>
-                        <a:xfrm>
-                          <a:off x="0" y="0"/>
-                          <a:ext cx="5486400" cy="1569720"/>
-                        </a:xfrm>
-                        <a:prstGeom prst="rect">
-                          <a:avLst/>
-                        </a:prstGeom>
-                      </wps:spPr>
-                      <wps:style>
-                        <a:lnRef idx="2">
-                          <a:schemeClr val="dk1">
-                            <a:shade val="15000"/>
-                          </a:schemeClr>
-                        </a:lnRef>
-                        <a:fillRef idx="1">
-                          <a:schemeClr val="dk1"/>
-                        </a:fillRef>
-                        <a:effectRef idx="0">
-                          <a:schemeClr val="dk1"/>
-                        </a:effectRef>
-                        <a:fontRef idx="minor">
-                          <a:schemeClr val="lt1"/>
-                        </a:fontRef>
-                      </wps:style>
-                      <wps:txbx>
-                        <w:txbxContent>
-                          <w:p>
-                            <w:pPr>
-                              <w:spacing w:after="0"/>
-                              <w:rPr>
-                                <w:rFonts w:asciiTheme="majorBidi" w:hAnsiTheme="majorBidi" w:cstheme="majorBidi"/>
-                                <w:sz w:val="28"/>
-                                <w:szCs w:val="28"/>
-                              </w:rPr>
-                            </w:pPr>
-                            <w:r>
-                              <w:rPr>
-                                <w:rFonts w:asciiTheme="majorBidi" w:hAnsiTheme="majorBidi" w:cstheme="majorBidi"/>
-                                <w:sz w:val="28"/>
-                                <w:szCs w:val="28"/>
-                              </w:rPr>
-                              <w:t>NAME        SHORTNAMES   APIGROUP   NAMESPACED   KIND</w:t>
-                            </w:r>
-                          </w:p>
-                          <w:p>
-                            <w:pPr>
-                              <w:spacing w:after="0"/>
-                              <w:rPr>
-                                <w:rFonts w:asciiTheme="majorBidi" w:hAnsiTheme="majorBidi" w:cstheme="majorBidi"/>
-                                <w:sz w:val="28"/>
-                                <w:szCs w:val="28"/>
-                              </w:rPr>
-                            </w:pPr>
-                            <w:r>
-                              <w:rPr>
-                                <w:rFonts w:asciiTheme="majorBidi" w:hAnsiTheme="majorBidi" w:cstheme="majorBidi"/>
-                                <w:sz w:val="28"/>
-                                <w:szCs w:val="28"/>
-                              </w:rPr>
-                              <w:t>pods        po                      true         Pod</w:t>
-                            </w:r>
-                          </w:p>
-                          <w:p>
-                            <w:pPr>
-                              <w:spacing w:after="0"/>
-                              <w:rPr>
-                                <w:rFonts w:asciiTheme="majorBidi" w:hAnsiTheme="majorBidi" w:cstheme="majorBidi"/>
-                                <w:sz w:val="28"/>
-                                <w:szCs w:val="28"/>
-                              </w:rPr>
-                            </w:pPr>
-                            <w:r>
-                              <w:rPr>
-                                <w:rFonts w:asciiTheme="majorBidi" w:hAnsiTheme="majorBidi" w:cstheme="majorBidi"/>
-                                <w:sz w:val="28"/>
-                                <w:szCs w:val="28"/>
-                              </w:rPr>
-                              <w:t>services    svc                     true         Service</w:t>
-                            </w:r>
-                          </w:p>
-                          <w:p>
-                            <w:pPr>
-                              <w:spacing w:after="0"/>
-                              <w:rPr>
-                                <w:rFonts w:asciiTheme="majorBidi" w:hAnsiTheme="majorBidi" w:cstheme="majorBidi"/>
-                                <w:sz w:val="28"/>
-                                <w:szCs w:val="28"/>
-                              </w:rPr>
-                            </w:pPr>
-                            <w:r>
-                              <w:rPr>
-                                <w:rFonts w:asciiTheme="majorBidi" w:hAnsiTheme="majorBidi" w:cstheme="majorBidi"/>
-                                <w:sz w:val="28"/>
-                                <w:szCs w:val="28"/>
-                              </w:rPr>
-                              <w:t>deployments deploy      apps       true         Deployment</w:t>
-                            </w:r>
-                          </w:p>
-                          <w:p>
-                            <w:pPr>
-                              <w:spacing w:after="0"/>
-                              <w:rPr>
-                                <w:rFonts w:asciiTheme="majorBidi" w:hAnsiTheme="majorBidi" w:cstheme="majorBidi"/>
-                                <w:sz w:val="28"/>
-                                <w:szCs w:val="28"/>
-                              </w:rPr>
-                            </w:pPr>
-                            <w:r>
-                              <w:rPr>
-                                <w:rFonts w:asciiTheme="majorBidi" w:hAnsiTheme="majorBidi" w:cstheme="majorBidi"/>
-                                <w:sz w:val="28"/>
-                                <w:szCs w:val="28"/>
-                              </w:rPr>
-                              <w:t>nodes       no                      false        Node</w:t>
-                            </w:r>
-                          </w:p>
-                          <w:p>
-                            <w:pPr>
-                              <w:rPr>
-                                <w:rFonts w:asciiTheme="majorBidi" w:hAnsiTheme="majorBidi" w:cstheme="majorBidi"/>
-                                <w:sz w:val="28"/>
-                                <w:szCs w:val="28"/>
-                              </w:rPr>
-                            </w:pPr>
-                            <w:r>
-                              <w:rPr>
-                                <w:rFonts w:asciiTheme="majorBidi" w:hAnsiTheme="majorBidi" w:cstheme="majorBidi"/>
-                                <w:sz w:val="28"/>
-                                <w:szCs w:val="28"/>
-                              </w:rPr>
-                              <w:t>namespaces  ns                      false        Namespace</w:t>
-                            </w:r>
-                          </w:p>
-                          <w:p>
-                            <w:pPr>
-                              <w:jc w:val="center"/>
-                            </w:pPr>
-                          </w:p>
-                        </w:txbxContent>
-                      </wps:txbx>
-                      <wps:bodyPr rot="0" spcFirstLastPara="0" vertOverflow="overflow" horzOverflow="overflow" vert="horz" wrap="square" lIns="91440" tIns="45720" rIns="91440" bIns="45720" numCol="1" spcCol="0" rtlCol="0" fromWordArt="0" anchor="ctr" anchorCtr="0" forceAA="0" compatLnSpc="1">
-                        <a:prstTxWarp prst="textNoShape">
-                          <a:avLst/>
-                        </a:prstTxWarp>
-                        <a:noAutofit/>
-                      </wps:bodyPr>
-                    </wps:wsp>
-                  </a:graphicData>
-                </a:graphic>
-                <wp14:sizeRelH relativeFrom="margin">
-                  <wp14:pctWidth>0</wp14:pctWidth>
-                </wp14:sizeRelH>
-                <wp14:sizeRelV relativeFrom="margin">
-                  <wp14:pctHeight>0</wp14:pctHeight>
-                </wp14:sizeRelV>
-              </wp:anchor>
-            </w:drawing>
-          </mc:Choice>
-          <mc:Fallback>
-            <w:pict>
-              <v:rect w14:anchorId="1262ABF6" id="Rectangle 1" o:spid="_x0000_s1026" style="position:absolute;left:0;text-align:left;margin-left:16.8pt;margin-top:4.45pt;width:6in;height:123.6pt;z-index:251659264;visibility:visible;mso-wrap-style:square;mso-width-percent:0;mso-height-percent:0;mso-wrap-distance-left:9pt;mso-wrap-distance-top:0;mso-wrap-distance-right:9pt;mso-wrap-distance-bottom:0;mso-position-horizontal:absolute;mso-position-horizontal-relative:text;mso-position-vertical:absolute;mso-position-vertical-relative:text;mso-width-percent:0;mso-height-percent:0;mso-width-relative:margin;mso-height-relative:margin;v-text-anchor:middle" o:gfxdata="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" fillcolor="black [3200]" strokecolor="black [480]" strokeweight="1pt">
-                <v:textbox>
-                  <w:txbxContent>
-                    <w:p>
-                      <w:pPr>
-                        <w:spacing w:after="0"/>
-                        <w:rPr>
-                          <w:rFonts w:asciiTheme="majorBidi" w:hAnsiTheme="majorBidi" w:cstheme="majorBidi"/>
-                          <w:sz w:val="28"/>
-                          <w:szCs w:val="28"/>
-                        </w:rPr>
-                      </w:pPr>
-                      <w:r>
-                        <w:rPr>
-                          <w:rFonts w:asciiTheme="majorBidi" w:hAnsiTheme="majorBidi" w:cstheme="majorBidi"/>
-                          <w:sz w:val="28"/>
-                          <w:szCs w:val="28"/>
-                        </w:rPr>
-                        <w:t>NAME        SHORTNAMES   APIGROUP   NAMESPACED   KIND</w:t>
-                      </w:r>
-                    </w:p>
-                    <w:p>
-                      <w:pPr>
-                        <w:spacing w:after="0"/>
-                        <w:rPr>
-                          <w:rFonts w:asciiTheme="majorBidi" w:hAnsiTheme="majorBidi" w:cstheme="majorBidi"/>
-                          <w:sz w:val="28"/>
-                          <w:szCs w:val="28"/>
-                        </w:rPr>
-                      </w:pPr>
-                      <w:r>
-                        <w:rPr>
-                          <w:rFonts w:asciiTheme="majorBidi" w:hAnsiTheme="majorBidi" w:cstheme="majorBidi"/>
-                          <w:sz w:val="28"/>
-                          <w:szCs w:val="28"/>
-                        </w:rPr>
-                        <w:t>pods        po                      true         Pod</w:t>
-                      </w:r>
-                    </w:p>
-                    <w:p>
-                      <w:pPr>
-                        <w:spacing w:after="0"/>
-                        <w:rPr>
-                          <w:rFonts w:asciiTheme="majorBidi" w:hAnsiTheme="majorBidi" w:cstheme="majorBidi"/>
-                          <w:sz w:val="28"/>
-                          <w:szCs w:val="28"/>
-                        </w:rPr>
-                      </w:pPr>
-                      <w:r>
-                        <w:rPr>
-                          <w:rFonts w:asciiTheme="majorBidi" w:hAnsiTheme="majorBidi" w:cstheme="majorBidi"/>
-                          <w:sz w:val="28"/>
-                          <w:szCs w:val="28"/>
-                        </w:rPr>
-                        <w:t>services    svc                     true         Service</w:t>
-                      </w:r>
-                    </w:p>
-                    <w:p>
-                      <w:pPr>
-                        <w:spacing w:after="0"/>
-                        <w:rPr>
-                          <w:rFonts w:asciiTheme="majorBidi" w:hAnsiTheme="majorBidi" w:cstheme="majorBidi"/>
-                          <w:sz w:val="28"/>
-                          <w:szCs w:val="28"/>
-                        </w:rPr>
-                      </w:pPr>
-                      <w:r>
-                        <w:rPr>
-                          <w:rFonts w:asciiTheme="majorBidi" w:hAnsiTheme="majorBidi" w:cstheme="majorBidi"/>
-                          <w:sz w:val="28"/>
-                          <w:szCs w:val="28"/>
-                        </w:rPr>
-                        <w:t>deployments deploy      apps       true         Deployment</w:t>
-                      </w:r>
-                    </w:p>
-                    <w:p>
-                      <w:pPr>
-                        <w:spacing w:after="0"/>
-                        <w:rPr>
-                          <w:rFonts w:asciiTheme="majorBidi" w:hAnsiTheme="majorBidi" w:cstheme="majorBidi"/>
-                          <w:sz w:val="28"/>
-                          <w:szCs w:val="28"/>
-                        </w:rPr>
-                      </w:pPr>
-                      <w:r>
-                        <w:rPr>
-                          <w:rFonts w:asciiTheme="majorBidi" w:hAnsiTheme="majorBidi" w:cstheme="majorBidi"/>
-                          <w:sz w:val="28"/>
-                          <w:szCs w:val="28"/>
-                        </w:rPr>
-                        <w:t>nodes       no                      false        Node</w:t>
-                      </w:r>
-                    </w:p>
-                    <w:p>
-                      <w:pPr>
-                        <w:rPr>
-                          <w:rFonts w:asciiTheme="majorBidi" w:hAnsiTheme="majorBidi" w:cstheme="majorBidi"/>
-                          <w:sz w:val="28"/>
-                          <w:szCs w:val="28"/>
-                        </w:rPr>
-                      </w:pPr>
-                      <w:r>
-                        <w:rPr>
-                          <w:rFonts w:asciiTheme="majorBidi" w:hAnsiTheme="majorBidi" w:cstheme="majorBidi"/>
-                          <w:sz w:val="28"/>
-                          <w:szCs w:val="28"/>
-                        </w:rPr>
-                        <w:t>namespaces  ns                      false        Namespace</w:t>
-                      </w:r>
-                    </w:p>
-                    <w:p>
-                      <w:pPr>
-                        <w:jc w:val="center"/>
-                      </w:pPr>
-                    </w:p>
-                  </w:txbxContent>
-                </v:textbox>
-              </v:rect>
-            </w:pict>
-          </mc:Fallback>
-        </mc:AlternateContent>
-      </w:r>
-    </w:p>
-    <w:p>
-      <w:pPr>
-        <w:pStyle w:val="ListParagraph"/>
-        <w:ind w:left="360"/>
-        <w:jc w:val="both"/>
-        <w:rPr>
-          <w:rFonts w:asciiTheme="majorBidi" w:hAnsiTheme="majorBidi" w:cstheme="majorBidi"/>
-          <w:sz w:val="28"/>
-          <w:szCs w:val="28"/>
-        </w:rPr>
-      </w:pPr>
-    </w:p>
-    <w:p>
-      <w:pPr>
-        <w:pStyle w:val="ListParagraph"/>
-        <w:ind w:left="360"/>
-        <w:jc w:val="both"/>
-        <w:rPr>
-          <w:rFonts w:asciiTheme="majorBidi" w:hAnsiTheme="majorBidi" w:cstheme="majorBidi"/>
-          <w:sz w:val="28"/>
-          <w:szCs w:val="28"/>
-        </w:rPr>
-      </w:pPr>
-    </w:p>
-    <w:p>
-      <w:pPr>
-        <w:pStyle w:val="ListParagraph"/>
-        <w:ind w:left="360"/>
-        <w:jc w:val="both"/>
-        <w:rPr>
-          <w:rFonts w:asciiTheme="majorBidi" w:hAnsiTheme="majorBidi" w:cstheme="majorBidi"/>
-          <w:sz w:val="28"/>
-          <w:szCs w:val="28"/>
-        </w:rPr>
-      </w:pPr>
-    </w:p>
-    <w:p>
-      <w:pPr>
-        <w:pStyle w:val="ListParagraph"/>
-        <w:ind w:left="360"/>
-        <w:jc w:val="both"/>
-        <w:rPr>
-          <w:rFonts w:asciiTheme="majorBidi" w:hAnsiTheme="majorBidi" w:cstheme="majorBidi"/>
-          <w:sz w:val="28"/>
-          <w:szCs w:val="28"/>
-        </w:rPr>
-      </w:pPr>
-    </w:p>
-    <w:p>
-      <w:pPr>
-        <w:pStyle w:val="ListParagraph"/>
-        <w:ind w:left="360"/>
-        <w:jc w:val="both"/>
-        <w:rPr>
-          <w:rFonts w:asciiTheme="majorBidi" w:hAnsiTheme="majorBidi" w:cstheme="majorBidi"/>
-          <w:sz w:val="28"/>
-          <w:szCs w:val="28"/>
-        </w:rPr>
-      </w:pPr>
-    </w:p>
-    <w:p>
-      <w:pPr>
-        <w:pStyle w:val="ListParagraph"/>
-        <w:ind w:left="360"/>
-        <w:jc w:val="both"/>
-        <w:rPr>
-          <w:rFonts w:asciiTheme="majorBidi" w:hAnsiTheme="majorBidi" w:cstheme="majorBidi"/>
-          <w:sz w:val="28"/>
-          <w:szCs w:val="28"/>
-        </w:rPr>
-      </w:pPr>
-    </w:p>
-    <w:p>
-      <w:pPr>
-        <w:pStyle w:val="ListParagraph"/>
-        <w:ind w:left="360"/>
-        <w:jc w:val="both"/>
-        <w:rPr>
-          <w:rFonts w:asciiTheme="majorBidi" w:hAnsiTheme="majorBidi" w:cstheme="majorBidi"/>
-          <w:sz w:val="28"/>
-          <w:szCs w:val="28"/>
-          <w:u w:val="single"/>
-        </w:rPr>
-      </w:pPr>
-      <w:r>
-        <w:rPr>
-          <w:rFonts w:asciiTheme="majorBidi" w:hAnsiTheme="majorBidi" w:cstheme="majorBidi"/>
-          <w:sz w:val="28"/>
-          <w:szCs w:val="28"/>
-          <w:u w:val="single"/>
+          <w:b/>
+          <w:bCs/>
+          <w:sz w:val="28"/>
+          <w:szCs w:val="28"/>
+        </w:rPr>
+      </w:pPr>
+      <w:r>
+        <w:rPr>
+          <w:rFonts w:asciiTheme="majorBidi" w:hAnsiTheme="majorBidi" w:cstheme="majorBidi"/>
+          <w:b/>
+          <w:bCs/>
+          <w:sz w:val="28"/>
+          <w:szCs w:val="28"/>
         </w:rPr>
         <w:t>Output Columns</w:t>
       </w:r>
       <w:r>
         <w:rPr>
           <w:rFonts w:asciiTheme="majorBidi" w:hAnsiTheme="majorBidi" w:cstheme="majorBidi"/>
-          <w:sz w:val="28"/>
-          <w:szCs w:val="28"/>
-          <w:u w:val="single"/>
+          <w:b/>
+          <w:bCs/>
+          <w:sz w:val="28"/>
+          <w:szCs w:val="28"/>
         </w:rPr>
         <w:t>:</w:t>
       </w:r>
@@ -4443,7 +4051,6 @@
           <w:sz w:val="28"/>
           <w:szCs w:val="28"/>
         </w:rPr>
-        <w:lastRenderedPageBreak/>
         <w:t>NAME</w:t>
       </w:r>
       <w:r>
@@ -4948,24 +4555,27 @@
     </w:p>
     <w:p>
       <w:pPr>
-        <w:jc w:val="both"/>
-        <w:rPr>
-          <w:rFonts w:asciiTheme="majorBidi" w:hAnsiTheme="majorBidi" w:cstheme="majorBidi"/>
-          <w:sz w:val="28"/>
-          <w:szCs w:val="28"/>
-        </w:rPr>
-      </w:pPr>
-      <w:r>
-        <w:rPr>
-          <w:rFonts w:asciiTheme="majorBidi" w:hAnsiTheme="majorBidi" w:cstheme="majorBidi"/>
-          <w:sz w:val="28"/>
-          <w:szCs w:val="28"/>
-        </w:rPr>
+        <w:spacing w:after="100"/>
+        <w:jc w:val="both"/>
+        <w:rPr>
+          <w:rFonts w:asciiTheme="majorBidi" w:hAnsiTheme="majorBidi" w:cstheme="majorBidi"/>
+          <w:sz w:val="28"/>
+          <w:szCs w:val="28"/>
+        </w:rPr>
+      </w:pPr>
+      <w:r>
+        <w:rPr>
+          <w:rFonts w:asciiTheme="majorBidi" w:hAnsiTheme="majorBidi" w:cstheme="majorBidi"/>
+          <w:sz w:val="28"/>
+          <w:szCs w:val="28"/>
+        </w:rPr>
+        <w:lastRenderedPageBreak/>
         <w:t>These cluster-level commands are essential for ensuring that the underlying infrastructure is functioning correctly before deploying or managing resources.</w:t>
       </w:r>
     </w:p>
     <w:p>
       <w:pPr>
+        <w:spacing w:after="80"/>
         <w:jc w:val="both"/>
         <w:rPr>
           <w:rFonts w:asciiTheme="majorBidi" w:hAnsiTheme="majorBidi" w:cstheme="majorBidi"/>
@@ -4988,6 +4598,7 @@
     </w:p>
     <w:p>
       <w:pPr>
+        <w:spacing w:after="60"/>
         <w:jc w:val="both"/>
         <w:rPr>
           <w:rFonts w:asciiTheme="majorBidi" w:hAnsiTheme="majorBidi" w:cstheme="majorBidi"/>
@@ -5050,6 +4661,7 @@
     </w:p>
     <w:p>
       <w:pPr>
+        <w:spacing w:after="60"/>
         <w:jc w:val="both"/>
         <w:rPr>
           <w:rFonts w:asciiTheme="majorBidi" w:hAnsiTheme="majorBidi" w:cstheme="majorBidi"/>
@@ -5128,6 +4740,7 @@
     </w:p>
     <w:p>
       <w:pPr>
+        <w:spacing w:after="100"/>
         <w:jc w:val="both"/>
         <w:rPr>
           <w:rFonts w:asciiTheme="majorBidi" w:hAnsiTheme="majorBidi" w:cstheme="majorBidi"/>
@@ -5210,6 +4823,7 @@
     </w:p>
     <w:p>
       <w:pPr>
+        <w:spacing w:after="80"/>
         <w:jc w:val="both"/>
         <w:rPr>
           <w:rFonts w:asciiTheme="majorBidi" w:hAnsiTheme="majorBidi" w:cstheme="majorBidi"/>
@@ -5244,6 +4858,7 @@
     </w:p>
     <w:p>
       <w:pPr>
+        <w:spacing w:after="80"/>
         <w:jc w:val="both"/>
         <w:rPr>
           <w:rFonts w:asciiTheme="majorBidi" w:hAnsiTheme="majorBidi" w:cstheme="majorBidi"/>
@@ -5349,6 +4964,7 @@
           <w:ilvl w:val="0"/>
           <w:numId w:val="6"/>
         </w:numPr>
+        <w:spacing w:after="80"/>
         <w:ind w:left="360"/>
         <w:jc w:val="both"/>
         <w:rPr>
@@ -5380,6 +4996,7 @@
     </w:p>
     <w:p>
       <w:pPr>
+        <w:spacing w:after="60"/>
         <w:jc w:val="both"/>
         <w:rPr>
           <w:rFonts w:asciiTheme="majorBidi" w:hAnsiTheme="majorBidi" w:cstheme="majorBidi"/>
@@ -5564,6 +5181,7 @@
           <w:ilvl w:val="0"/>
           <w:numId w:val="7"/>
         </w:numPr>
+        <w:spacing w:after="100"/>
         <w:ind w:left="360"/>
         <w:jc w:val="both"/>
         <w:rPr>
@@ -5609,6 +5227,7 @@
     </w:p>
     <w:p>
       <w:pPr>
+        <w:spacing w:after="80"/>
         <w:jc w:val="both"/>
         <w:rPr>
           <w:rFonts w:asciiTheme="majorBidi" w:hAnsiTheme="majorBidi" w:cstheme="majorBidi"/>
@@ -5626,7 +5245,6 @@
           <w:sz w:val="32"/>
           <w:szCs w:val="32"/>
         </w:rPr>
-        <w:lastRenderedPageBreak/>
         <w:t>Default Output</w:t>
       </w:r>
       <w:r>
@@ -5642,6 +5260,7 @@
     </w:p>
     <w:p>
       <w:pPr>
+        <w:spacing w:after="60"/>
         <w:jc w:val="both"/>
         <w:rPr>
           <w:rFonts w:asciiTheme="majorBidi" w:hAnsiTheme="majorBidi" w:cstheme="majorBidi"/>
@@ -5877,6 +5496,7 @@
           <w:ilvl w:val="0"/>
           <w:numId w:val="8"/>
         </w:numPr>
+        <w:spacing w:after="100"/>
         <w:ind w:left="360"/>
         <w:jc w:val="both"/>
         <w:rPr>
@@ -5908,6 +5528,7 @@
     </w:p>
     <w:p>
       <w:pPr>
+        <w:spacing w:after="60"/>
         <w:jc w:val="both"/>
         <w:rPr>
           <w:rFonts w:asciiTheme="majorBidi" w:hAnsiTheme="majorBidi" w:cstheme="majorBidi"/>
@@ -5940,6 +5561,7 @@
     </w:p>
     <w:p>
       <w:pPr>
+        <w:spacing w:after="60"/>
         <w:jc w:val="both"/>
         <w:rPr>
           <w:rFonts w:asciiTheme="majorBidi" w:hAnsiTheme="majorBidi" w:cstheme="majorBidi"/>
@@ -6080,6 +5702,7 @@
           <w:sz w:val="28"/>
           <w:szCs w:val="28"/>
         </w:rPr>
+        <w:lastRenderedPageBreak/>
         <w:t>kubectl</w:t>
       </w:r>
       <w:proofErr w:type="spellEnd"/>
@@ -6359,6 +5982,7 @@
     <w:p>
       <w:pPr>
         <w:pStyle w:val="ListParagraph"/>
+        <w:spacing w:after="120"/>
         <w:ind w:left="360"/>
         <w:jc w:val="both"/>
         <w:rPr>
@@ -6424,6 +6048,7 @@
     </w:p>
     <w:p>
       <w:pPr>
+        <w:spacing w:after="80"/>
         <w:jc w:val="both"/>
         <w:rPr>
           <w:rFonts w:asciiTheme="majorBidi" w:hAnsiTheme="majorBidi" w:cstheme="majorBidi"/>
@@ -6486,6 +6111,7 @@
     </w:p>
     <w:p>
       <w:pPr>
+        <w:spacing w:after="80"/>
         <w:jc w:val="both"/>
         <w:rPr>
           <w:rFonts w:asciiTheme="majorBidi" w:hAnsiTheme="majorBidi" w:cstheme="majorBidi"/>
@@ -6598,6 +6224,7 @@
     </w:p>
     <w:p>
       <w:pPr>
+        <w:spacing w:after="60"/>
         <w:jc w:val="both"/>
         <w:rPr>
           <w:rFonts w:asciiTheme="majorBidi" w:hAnsiTheme="majorBidi" w:cstheme="majorBidi"/>
@@ -6630,6 +6257,7 @@
     </w:p>
     <w:p>
       <w:pPr>
+        <w:spacing w:after="60"/>
         <w:jc w:val="both"/>
         <w:rPr>
           <w:rFonts w:asciiTheme="majorBidi" w:hAnsiTheme="majorBidi" w:cstheme="majorBidi"/>
@@ -6711,6 +6339,7 @@
           <w:ilvl w:val="0"/>
           <w:numId w:val="11"/>
         </w:numPr>
+        <w:spacing w:after="80"/>
         <w:ind w:left="360"/>
         <w:jc w:val="both"/>
         <w:rPr>
@@ -6742,6 +6371,7 @@
     </w:p>
     <w:p>
       <w:pPr>
+        <w:spacing w:after="60"/>
         <w:jc w:val="both"/>
         <w:rPr>
           <w:rFonts w:asciiTheme="majorBidi" w:hAnsiTheme="majorBidi" w:cstheme="majorBidi"/>
@@ -6908,6 +6538,7 @@
           <w:ilvl w:val="0"/>
           <w:numId w:val="12"/>
         </w:numPr>
+        <w:spacing w:after="120"/>
         <w:ind w:left="360"/>
         <w:jc w:val="both"/>
         <w:rPr>
@@ -6927,7 +6558,6 @@
           <w:sz w:val="28"/>
           <w:szCs w:val="28"/>
         </w:rPr>
-        <w:lastRenderedPageBreak/>
         <w:t>kubectl</w:t>
       </w:r>
       <w:proofErr w:type="spellEnd"/>
@@ -6962,7 +6592,7 @@
     </w:p>
     <w:p>
       <w:pPr>
-        <w:spacing w:after="120"/>
+        <w:spacing w:after="60"/>
         <w:jc w:val="both"/>
         <w:rPr>
           <w:rFonts w:asciiTheme="majorBidi" w:hAnsiTheme="majorBidi" w:cstheme="majorBidi"/>
@@ -6995,6 +6625,7 @@
     </w:p>
     <w:p>
       <w:pPr>
+        <w:spacing w:after="60"/>
         <w:jc w:val="both"/>
         <w:rPr>
           <w:rFonts w:asciiTheme="majorBidi" w:hAnsiTheme="majorBidi" w:cstheme="majorBidi"/>
@@ -7352,6 +6983,7 @@
           <w:sz w:val="28"/>
           <w:szCs w:val="28"/>
         </w:rPr>
+        <w:lastRenderedPageBreak/>
         <w:t>kubectl</w:t>
       </w:r>
       <w:proofErr w:type="spellEnd"/>
@@ -7495,6 +7127,7 @@
     </w:p>
     <w:p>
       <w:pPr>
+        <w:spacing w:after="100"/>
         <w:jc w:val="both"/>
         <w:rPr>
           <w:rFonts w:asciiTheme="majorBidi" w:hAnsiTheme="majorBidi" w:cstheme="majorBidi"/>
@@ -7690,6 +7323,7 @@
     </w:p>
     <w:p>
       <w:pPr>
+        <w:spacing w:after="80"/>
         <w:jc w:val="both"/>
         <w:rPr>
           <w:rFonts w:asciiTheme="majorBidi" w:hAnsiTheme="majorBidi" w:cstheme="majorBidi"/>
@@ -7959,7 +7593,6 @@
           <w:szCs w:val="28"/>
           <w:u w:val="single"/>
         </w:rPr>
-        <w:lastRenderedPageBreak/>
         <w:t>Examples</w:t>
       </w:r>
       <w:r>
@@ -8465,6 +8098,7 @@
           <w:sz w:val="28"/>
           <w:szCs w:val="28"/>
         </w:rPr>
+        <w:lastRenderedPageBreak/>
         <w:t xml:space="preserve"> │   └─ </w:t>
       </w:r>
       <w:proofErr w:type="spellStart"/>
@@ -8617,6 +8251,7 @@
     </w:p>
     <w:p>
       <w:pPr>
+        <w:spacing w:after="80"/>
         <w:jc w:val="both"/>
         <w:rPr>
           <w:rFonts w:asciiTheme="majorBidi" w:hAnsiTheme="majorBidi" w:cstheme="majorBidi"/>
@@ -9081,7 +8716,6 @@
           <w:sz w:val="28"/>
           <w:szCs w:val="28"/>
         </w:rPr>
-        <w:lastRenderedPageBreak/>
         <w:t>kubectl</w:t>
       </w:r>
       <w:proofErr w:type="spellEnd"/>
@@ -9179,6 +8813,7 @@
           <w:ilvl w:val="0"/>
           <w:numId w:val="28"/>
         </w:numPr>
+        <w:spacing w:after="100"/>
         <w:ind w:left="360"/>
         <w:jc w:val="both"/>
         <w:rPr>
@@ -9300,6 +8935,7 @@
     </w:p>
     <w:p>
       <w:pPr>
+        <w:spacing w:after="80"/>
         <w:jc w:val="both"/>
         <w:rPr>
           <w:rFonts w:asciiTheme="majorBidi" w:hAnsiTheme="majorBidi" w:cstheme="majorBidi"/>
@@ -9332,6 +8968,7 @@
     </w:p>
     <w:p>
       <w:pPr>
+        <w:spacing w:after="60"/>
         <w:jc w:val="both"/>
         <w:rPr>
           <w:rFonts w:asciiTheme="majorBidi" w:hAnsiTheme="majorBidi" w:cstheme="majorBidi"/>
@@ -9370,6 +9007,7 @@
     </w:p>
     <w:p>
       <w:pPr>
+        <w:spacing w:after="100"/>
         <w:jc w:val="both"/>
         <w:rPr>
           <w:rFonts w:asciiTheme="majorBidi" w:hAnsiTheme="majorBidi" w:cstheme="majorBidi"/>
@@ -9452,6 +9090,7 @@
     </w:p>
     <w:p>
       <w:pPr>
+        <w:spacing w:after="60"/>
         <w:jc w:val="both"/>
         <w:rPr>
           <w:rFonts w:asciiTheme="majorBidi" w:hAnsiTheme="majorBidi" w:cstheme="majorBidi"/>
@@ -9559,12 +9198,17 @@
           <w:sz w:val="28"/>
           <w:szCs w:val="28"/>
         </w:rPr>
+        <w:lastRenderedPageBreak/>
         <w:t xml:space="preserve">When </w:t>
       </w:r>
       <w:proofErr w:type="spellStart"/>
       <w:r>
         <w:rPr>
           <w:rFonts w:asciiTheme="majorBidi" w:hAnsiTheme="majorBidi" w:cstheme="majorBidi"/>
+          <w:b/>
+          <w:bCs/>
+          <w:i/>
+          <w:iCs/>
           <w:sz w:val="28"/>
           <w:szCs w:val="28"/>
         </w:rPr>
@@ -9574,15 +9218,31 @@
       <w:r>
         <w:rPr>
           <w:rFonts w:asciiTheme="majorBidi" w:hAnsiTheme="majorBidi" w:cstheme="majorBidi"/>
-          <w:sz w:val="28"/>
-          <w:szCs w:val="28"/>
-        </w:rPr>
-        <w:t xml:space="preserve"> apply is executed, </w:t>
-      </w:r>
-      <w:proofErr w:type="spellStart"/>
-      <w:r>
-        <w:rPr>
-          <w:rFonts w:asciiTheme="majorBidi" w:hAnsiTheme="majorBidi" w:cstheme="majorBidi"/>
+          <w:b/>
+          <w:bCs/>
+          <w:i/>
+          <w:iCs/>
+          <w:sz w:val="28"/>
+          <w:szCs w:val="28"/>
+        </w:rPr>
+        <w:t xml:space="preserve"> apply</w:t>
+      </w:r>
+      <w:r>
+        <w:rPr>
+          <w:rFonts w:asciiTheme="majorBidi" w:hAnsiTheme="majorBidi" w:cstheme="majorBidi"/>
+          <w:sz w:val="28"/>
+          <w:szCs w:val="28"/>
+        </w:rPr>
+        <w:t xml:space="preserve"> is executed, </w:t>
+      </w:r>
+      <w:proofErr w:type="spellStart"/>
+      <w:r>
+        <w:rPr>
+          <w:rFonts w:asciiTheme="majorBidi" w:hAnsiTheme="majorBidi" w:cstheme="majorBidi"/>
+          <w:b/>
+          <w:bCs/>
+          <w:i/>
+          <w:iCs/>
           <w:sz w:val="28"/>
           <w:szCs w:val="28"/>
         </w:rPr>
@@ -9600,6 +9260,7 @@
     </w:p>
     <w:p>
       <w:pPr>
+        <w:spacing w:after="100"/>
         <w:jc w:val="both"/>
         <w:rPr>
           <w:rFonts w:asciiTheme="majorBidi" w:hAnsiTheme="majorBidi" w:cstheme="majorBidi"/>
@@ -9651,6 +9312,7 @@
     </w:p>
     <w:p>
       <w:pPr>
+        <w:spacing w:after="100"/>
         <w:jc w:val="both"/>
         <w:rPr>
           <w:rFonts w:asciiTheme="majorBidi" w:hAnsiTheme="majorBidi" w:cstheme="majorBidi"/>
@@ -9818,6 +9480,7 @@
           <w:ilvl w:val="0"/>
           <w:numId w:val="24"/>
         </w:numPr>
+        <w:spacing w:after="100"/>
         <w:ind w:left="360"/>
         <w:jc w:val="both"/>
         <w:rPr>
@@ -9968,7 +9631,6 @@
           <w:sz w:val="28"/>
           <w:szCs w:val="28"/>
         </w:rPr>
-        <w:lastRenderedPageBreak/>
         <w:t>A single YAML file may contain multiple resource definitions separated by ---</w:t>
       </w:r>
       <w:r>
@@ -10051,6 +9713,7 @@
     </w:p>
     <w:p>
       <w:pPr>
+        <w:spacing w:after="100"/>
         <w:jc w:val="both"/>
         <w:rPr>
           <w:rFonts w:asciiTheme="majorBidi" w:hAnsiTheme="majorBidi" w:cstheme="majorBidi"/>
@@ -10095,7 +9758,7 @@
     </w:p>
     <w:p>
       <w:pPr>
-        <w:spacing w:after="120"/>
+        <w:spacing w:after="80"/>
         <w:jc w:val="both"/>
         <w:rPr>
           <w:rFonts w:asciiTheme="majorBidi" w:hAnsiTheme="majorBidi" w:cstheme="majorBidi"/>
@@ -10282,6 +9945,7 @@
           <w:sz w:val="28"/>
           <w:szCs w:val="28"/>
         </w:rPr>
+        <w:lastRenderedPageBreak/>
         <w:t>Syntax</w:t>
       </w:r>
       <w:r>
@@ -10297,6 +9961,7 @@
     </w:p>
     <w:p>
       <w:pPr>
+        <w:spacing w:after="80"/>
         <w:jc w:val="both"/>
         <w:rPr>
           <w:rFonts w:asciiTheme="majorBidi" w:hAnsiTheme="majorBidi" w:cstheme="majorBidi"/>
@@ -10413,6 +10078,7 @@
           <w:ilvl w:val="0"/>
           <w:numId w:val="22"/>
         </w:numPr>
+        <w:spacing w:after="80"/>
         <w:ind w:left="360"/>
         <w:jc w:val="both"/>
         <w:rPr>
@@ -10624,6 +10290,7 @@
     </w:p>
     <w:p>
       <w:pPr>
+        <w:spacing w:after="100"/>
         <w:jc w:val="both"/>
         <w:rPr>
           <w:rFonts w:asciiTheme="majorBidi" w:hAnsiTheme="majorBidi" w:cstheme="majorBidi"/>
@@ -10682,7 +10349,6 @@
           <w:sz w:val="32"/>
           <w:szCs w:val="32"/>
         </w:rPr>
-        <w:lastRenderedPageBreak/>
         <w:t>Default Editor</w:t>
       </w:r>
       <w:r>
@@ -10698,7 +10364,7 @@
     </w:p>
     <w:p>
       <w:pPr>
-        <w:spacing w:after="120"/>
+        <w:spacing w:after="80"/>
         <w:jc w:val="both"/>
         <w:rPr>
           <w:rFonts w:asciiTheme="majorBidi" w:hAnsiTheme="majorBidi" w:cstheme="majorBidi"/>
@@ -10820,6 +10486,7 @@
           <w:ilvl w:val="0"/>
           <w:numId w:val="23"/>
         </w:numPr>
+        <w:spacing w:after="100"/>
         <w:ind w:left="360"/>
         <w:jc w:val="both"/>
         <w:rPr>
@@ -10899,7 +10566,7 @@
     </w:p>
     <w:p>
       <w:pPr>
-        <w:spacing w:after="120"/>
+        <w:spacing w:after="80"/>
         <w:jc w:val="both"/>
         <w:rPr>
           <w:rFonts w:asciiTheme="majorBidi" w:hAnsiTheme="majorBidi" w:cstheme="majorBidi"/>
@@ -10981,7 +10648,7 @@
     </w:p>
     <w:p>
       <w:pPr>
-        <w:spacing w:after="60"/>
+        <w:spacing w:after="40"/>
         <w:jc w:val="both"/>
         <w:rPr>
           <w:rFonts w:asciiTheme="majorBidi" w:hAnsiTheme="majorBidi" w:cstheme="majorBidi"/>
@@ -11044,6 +10711,7 @@
     </w:p>
     <w:p>
       <w:pPr>
+        <w:spacing w:after="80"/>
         <w:jc w:val="both"/>
         <w:rPr>
           <w:rFonts w:asciiTheme="majorBidi" w:hAnsiTheme="majorBidi" w:cstheme="majorBidi"/>
@@ -11160,6 +10828,7 @@
           <w:sz w:val="28"/>
           <w:szCs w:val="28"/>
         </w:rPr>
+        <w:lastRenderedPageBreak/>
         <w:t>kubectl</w:t>
       </w:r>
       <w:proofErr w:type="spellEnd"/>
@@ -11731,20 +11400,20 @@
     </w:p>
     <w:p>
       <w:pPr>
-        <w:jc w:val="both"/>
-        <w:rPr>
-          <w:rFonts w:asciiTheme="majorBidi" w:hAnsiTheme="majorBidi" w:cstheme="majorBidi"/>
-          <w:sz w:val="28"/>
-          <w:szCs w:val="28"/>
-        </w:rPr>
-      </w:pPr>
-      <w:r>
-        <w:rPr>
-          <w:rFonts w:asciiTheme="majorBidi" w:hAnsiTheme="majorBidi" w:cstheme="majorBidi"/>
-          <w:sz w:val="28"/>
-          <w:szCs w:val="28"/>
-        </w:rPr>
-        <w:lastRenderedPageBreak/>
+        <w:spacing w:after="100"/>
+        <w:jc w:val="both"/>
+        <w:rPr>
+          <w:rFonts w:asciiTheme="majorBidi" w:hAnsiTheme="majorBidi" w:cstheme="majorBidi"/>
+          <w:sz w:val="28"/>
+          <w:szCs w:val="28"/>
+        </w:rPr>
+      </w:pPr>
+      <w:r>
+        <w:rPr>
+          <w:rFonts w:asciiTheme="majorBidi" w:hAnsiTheme="majorBidi" w:cstheme="majorBidi"/>
+          <w:sz w:val="28"/>
+          <w:szCs w:val="28"/>
+        </w:rPr>
         <w:t xml:space="preserve">When </w:t>
       </w:r>
       <w:proofErr w:type="spellStart"/>
@@ -11804,6 +11473,7 @@
     </w:p>
     <w:p>
       <w:pPr>
+        <w:spacing w:after="60"/>
         <w:jc w:val="both"/>
         <w:rPr>
           <w:rFonts w:asciiTheme="majorBidi" w:hAnsiTheme="majorBidi" w:cstheme="majorBidi"/>
@@ -12438,96 +12108,7 @@
     </w:p>
     <w:p>
       <w:pPr>
-        <w:jc w:val="both"/>
-        <w:rPr>
-          <w:rFonts w:asciiTheme="majorBidi" w:hAnsiTheme="majorBidi" w:cstheme="majorBidi"/>
-          <w:sz w:val="28"/>
-          <w:szCs w:val="28"/>
-        </w:rPr>
-      </w:pPr>
-    </w:p>
-    <w:p>
-      <w:pPr>
-        <w:jc w:val="both"/>
-        <w:rPr>
-          <w:rFonts w:asciiTheme="majorBidi" w:hAnsiTheme="majorBidi" w:cstheme="majorBidi"/>
-          <w:sz w:val="28"/>
-          <w:szCs w:val="28"/>
-        </w:rPr>
-      </w:pPr>
-    </w:p>
-    <w:p>
-      <w:pPr>
-        <w:jc w:val="both"/>
-        <w:rPr>
-          <w:rFonts w:asciiTheme="majorBidi" w:hAnsiTheme="majorBidi" w:cstheme="majorBidi"/>
-          <w:sz w:val="28"/>
-          <w:szCs w:val="28"/>
-        </w:rPr>
-      </w:pPr>
-    </w:p>
-    <w:p>
-      <w:pPr>
-        <w:jc w:val="both"/>
-        <w:rPr>
-          <w:rFonts w:asciiTheme="majorBidi" w:hAnsiTheme="majorBidi" w:cstheme="majorBidi"/>
-          <w:sz w:val="28"/>
-          <w:szCs w:val="28"/>
-        </w:rPr>
-      </w:pPr>
-    </w:p>
-    <w:p>
-      <w:pPr>
-        <w:jc w:val="both"/>
-        <w:rPr>
-          <w:rFonts w:asciiTheme="majorBidi" w:hAnsiTheme="majorBidi" w:cstheme="majorBidi"/>
-          <w:sz w:val="28"/>
-          <w:szCs w:val="28"/>
-        </w:rPr>
-      </w:pPr>
-    </w:p>
-    <w:p>
-      <w:pPr>
-        <w:jc w:val="both"/>
-        <w:rPr>
-          <w:rFonts w:asciiTheme="majorBidi" w:hAnsiTheme="majorBidi" w:cstheme="majorBidi"/>
-          <w:sz w:val="28"/>
-          <w:szCs w:val="28"/>
-        </w:rPr>
-      </w:pPr>
-    </w:p>
-    <w:p>
-      <w:pPr>
-        <w:jc w:val="both"/>
-        <w:rPr>
-          <w:rFonts w:asciiTheme="majorBidi" w:hAnsiTheme="majorBidi" w:cstheme="majorBidi"/>
-          <w:sz w:val="28"/>
-          <w:szCs w:val="28"/>
-        </w:rPr>
-      </w:pPr>
-    </w:p>
-    <w:p>
-      <w:pPr>
-        <w:jc w:val="both"/>
-        <w:rPr>
-          <w:rFonts w:asciiTheme="majorBidi" w:hAnsiTheme="majorBidi" w:cstheme="majorBidi"/>
-          <w:sz w:val="28"/>
-          <w:szCs w:val="28"/>
-        </w:rPr>
-      </w:pPr>
-    </w:p>
-    <w:p>
-      <w:pPr>
-        <w:jc w:val="both"/>
-        <w:rPr>
-          <w:rFonts w:asciiTheme="majorBidi" w:hAnsiTheme="majorBidi" w:cstheme="majorBidi"/>
-          <w:sz w:val="28"/>
-          <w:szCs w:val="28"/>
-        </w:rPr>
-      </w:pPr>
-    </w:p>
-    <w:p>
-      <w:pPr>
+        <w:spacing w:after="0"/>
         <w:jc w:val="both"/>
         <w:rPr>
           <w:rFonts w:asciiTheme="majorBidi" w:hAnsiTheme="majorBidi" w:cstheme="majorBidi"/>
@@ -12547,6 +12128,7 @@
     </w:p>
     <w:p>
       <w:pPr>
+        <w:spacing w:after="0"/>
         <w:jc w:val="both"/>
         <w:rPr>
           <w:rFonts w:asciiTheme="majorBidi" w:hAnsiTheme="majorBidi" w:cstheme="majorBidi"/>
@@ -12578,6 +12160,7 @@
     </w:p>
     <w:p>
       <w:pPr>
+        <w:spacing w:after="0"/>
         <w:jc w:val="both"/>
         <w:rPr>
           <w:rFonts w:asciiTheme="majorBidi" w:hAnsiTheme="majorBidi" w:cstheme="majorBidi"/>
@@ -12608,6 +12191,7 @@
     </w:p>
     <w:p>
       <w:pPr>
+        <w:spacing w:after="0"/>
         <w:jc w:val="both"/>
         <w:rPr>
           <w:rFonts w:asciiTheme="majorBidi" w:hAnsiTheme="majorBidi" w:cstheme="majorBidi"/>
@@ -12638,6 +12222,7 @@
     </w:p>
     <w:p>
       <w:pPr>
+        <w:spacing w:after="0"/>
         <w:jc w:val="both"/>
         <w:rPr>
           <w:rFonts w:asciiTheme="majorBidi" w:hAnsiTheme="majorBidi" w:cstheme="majorBidi"/>
@@ -12656,6 +12241,7 @@
     </w:p>
     <w:p>
       <w:pPr>
+        <w:spacing w:after="0"/>
         <w:jc w:val="both"/>
         <w:rPr>
           <w:rFonts w:asciiTheme="majorBidi" w:hAnsiTheme="majorBidi" w:cstheme="majorBidi"/>
@@ -12686,6 +12272,7 @@
     </w:p>
     <w:p>
       <w:pPr>
+        <w:spacing w:after="0"/>
         <w:jc w:val="both"/>
         <w:rPr>
           <w:rFonts w:asciiTheme="majorBidi" w:hAnsiTheme="majorBidi" w:cstheme="majorBidi"/>
@@ -12716,6 +12303,7 @@
     </w:p>
     <w:p>
       <w:pPr>
+        <w:spacing w:after="0"/>
         <w:jc w:val="both"/>
         <w:rPr>
           <w:rFonts w:asciiTheme="majorBidi" w:hAnsiTheme="majorBidi" w:cstheme="majorBidi"/>
@@ -12734,6 +12322,7 @@
     </w:p>
     <w:p>
       <w:pPr>
+        <w:spacing w:after="0"/>
         <w:jc w:val="both"/>
         <w:rPr>
           <w:rFonts w:asciiTheme="majorBidi" w:hAnsiTheme="majorBidi" w:cstheme="majorBidi"/>
@@ -12764,6 +12353,7 @@
     </w:p>
     <w:p>
       <w:pPr>
+        <w:spacing w:after="0"/>
         <w:jc w:val="both"/>
         <w:rPr>
           <w:rFonts w:asciiTheme="majorBidi" w:hAnsiTheme="majorBidi" w:cstheme="majorBidi"/>
@@ -12792,6 +12382,7 @@
     </w:p>
     <w:p>
       <w:pPr>
+        <w:spacing w:after="0"/>
         <w:jc w:val="both"/>
         <w:rPr>
           <w:rFonts w:asciiTheme="majorBidi" w:hAnsiTheme="majorBidi" w:cstheme="majorBidi"/>
@@ -12820,6 +12411,7 @@
     </w:p>
     <w:p>
       <w:pPr>
+        <w:spacing w:after="0"/>
         <w:jc w:val="both"/>
         <w:rPr>
           <w:rFonts w:asciiTheme="majorBidi" w:hAnsiTheme="majorBidi" w:cstheme="majorBidi"/>
@@ -12838,6 +12430,7 @@
     </w:p>
     <w:p>
       <w:pPr>
+        <w:spacing w:after="0"/>
         <w:jc w:val="both"/>
         <w:rPr>
           <w:rFonts w:asciiTheme="majorBidi" w:hAnsiTheme="majorBidi" w:cstheme="majorBidi"/>
@@ -12866,6 +12459,7 @@
     </w:p>
     <w:p>
       <w:pPr>
+        <w:spacing w:after="0"/>
         <w:jc w:val="both"/>
         <w:rPr>
           <w:rFonts w:asciiTheme="majorBidi" w:hAnsiTheme="majorBidi" w:cstheme="majorBidi"/>
@@ -12884,16 +12478,18 @@
     </w:p>
     <w:p>
       <w:pPr>
-        <w:jc w:val="both"/>
-        <w:rPr>
-          <w:rFonts w:asciiTheme="majorBidi" w:hAnsiTheme="majorBidi" w:cstheme="majorBidi"/>
-          <w:sz w:val="28"/>
-          <w:szCs w:val="28"/>
-        </w:rPr>
-      </w:pPr>
-    </w:p>
-    <w:p>
-      <w:pPr>
+        <w:spacing w:after="0"/>
+        <w:jc w:val="both"/>
+        <w:rPr>
+          <w:rFonts w:asciiTheme="majorBidi" w:hAnsiTheme="majorBidi" w:cstheme="majorBidi"/>
+          <w:sz w:val="28"/>
+          <w:szCs w:val="28"/>
+        </w:rPr>
+      </w:pPr>
+    </w:p>
+    <w:p>
+      <w:pPr>
+        <w:spacing w:after="0"/>
         <w:jc w:val="both"/>
         <w:rPr>
           <w:rFonts w:asciiTheme="majorBidi" w:hAnsiTheme="majorBidi" w:cstheme="majorBidi"/>
@@ -12925,6 +12521,7 @@
     </w:p>
     <w:p>
       <w:pPr>
+        <w:spacing w:after="0"/>
         <w:jc w:val="both"/>
         <w:rPr>
           <w:rFonts w:asciiTheme="majorBidi" w:hAnsiTheme="majorBidi" w:cstheme="majorBidi"/>
@@ -12955,6 +12552,7 @@
     </w:p>
     <w:p>
       <w:pPr>
+        <w:spacing w:after="0"/>
         <w:jc w:val="both"/>
         <w:rPr>
           <w:rFonts w:asciiTheme="majorBidi" w:hAnsiTheme="majorBidi" w:cstheme="majorBidi"/>
@@ -12983,6 +12581,7 @@
     </w:p>
     <w:p>
       <w:pPr>
+        <w:spacing w:after="0"/>
         <w:jc w:val="both"/>
         <w:rPr>
           <w:rFonts w:asciiTheme="majorBidi" w:hAnsiTheme="majorBidi" w:cstheme="majorBidi"/>
@@ -13001,16 +12600,18 @@
     </w:p>
     <w:p>
       <w:pPr>
-        <w:jc w:val="both"/>
-        <w:rPr>
-          <w:rFonts w:asciiTheme="majorBidi" w:hAnsiTheme="majorBidi" w:cstheme="majorBidi"/>
-          <w:sz w:val="28"/>
-          <w:szCs w:val="28"/>
-        </w:rPr>
-      </w:pPr>
-    </w:p>
-    <w:p>
-      <w:pPr>
+        <w:spacing w:after="0"/>
+        <w:jc w:val="both"/>
+        <w:rPr>
+          <w:rFonts w:asciiTheme="majorBidi" w:hAnsiTheme="majorBidi" w:cstheme="majorBidi"/>
+          <w:sz w:val="28"/>
+          <w:szCs w:val="28"/>
+        </w:rPr>
+      </w:pPr>
+    </w:p>
+    <w:p>
+      <w:pPr>
+        <w:spacing w:after="0"/>
         <w:jc w:val="both"/>
         <w:rPr>
           <w:rFonts w:asciiTheme="majorBidi" w:hAnsiTheme="majorBidi" w:cstheme="majorBidi"/>
@@ -13039,6 +12640,7 @@
     </w:p>
     <w:p>
       <w:pPr>
+        <w:spacing w:after="0"/>
         <w:jc w:val="both"/>
         <w:rPr>
           <w:rFonts w:asciiTheme="majorBidi" w:hAnsiTheme="majorBidi" w:cstheme="majorBidi"/>
